--- a/NEON_v2/papers/UNIFIED/SUPPLEMENTARY.docx
+++ b/NEON_v2/papers/UNIFIED/SUPPLEMENTARY.docx
@@ -16,7 +16,7 @@
         <w:pStyle w:val="FirstParagraph"/>
       </w:pPr>
       <w:r>
-        <w:t xml:space="preserve">Reproducibility: robustness checks =</w:t>
+        <w:t xml:space="preserve">Reproducibility: the plot-level framework and its block tests are produced by</w:t>
       </w:r>
       <w:r>
         <w:t xml:space="preserve"> </w:t>
@@ -25,10 +25,10 @@
         <w:rPr>
           <w:rStyle w:val="VerbatimChar"/>
         </w:rPr>
-        <w:t xml:space="preserve">scripts/obj23/155_methods_robustness.py</w:t>
-      </w:r>
-      <w:r>
-        <w:t xml:space="preserve">; framework =</w:t>
+        <w:t xml:space="preserve">scripts_pipeline/framework_state_dynamics.py</w:t>
+      </w:r>
+      <w:r>
+        <w:t xml:space="preserve">; the Bayesian models by</w:t>
       </w:r>
       <w:r>
         <w:t xml:space="preserve"> </w:t>
@@ -37,7 +37,73 @@
         <w:rPr>
           <w:rStyle w:val="VerbatimChar"/>
         </w:rPr>
-        <w:t xml:space="preserve">153_nested_framework.py</w:t>
+        <w:t xml:space="preserve">bayes_multilevel.py</w:t>
+      </w:r>
+      <w:r>
+        <w:t xml:space="preserve"> </w:t>
+      </w:r>
+      <w:r>
+        <w:t xml:space="preserve">(prior check:</w:t>
+      </w:r>
+      <w:r>
+        <w:t xml:space="preserve"> </w:t>
+      </w:r>
+      <w:r>
+        <w:rPr>
+          <w:rStyle w:val="VerbatimChar"/>
+        </w:rPr>
+        <w:t xml:space="preserve">bayes_prior_sens.py</w:t>
+      </w:r>
+      <w:r>
+        <w:t xml:space="preserve">); the dissimilarity analyses by</w:t>
+      </w:r>
+      <w:r>
+        <w:t xml:space="preserve"> </w:t>
+      </w:r>
+      <w:r>
+        <w:rPr>
+          <w:rStyle w:val="VerbatimChar"/>
+        </w:rPr>
+        <w:t xml:space="preserve">rs_beta_mantel.py</w:t>
+      </w:r>
+      <w:r>
+        <w:t xml:space="preserve"> </w:t>
+      </w:r>
+      <w:r>
+        <w:t xml:space="preserve">and</w:t>
+      </w:r>
+      <w:r>
+        <w:t xml:space="preserve"> </w:t>
+      </w:r>
+      <w:r>
+        <w:rPr>
+          <w:rStyle w:val="VerbatimChar"/>
+        </w:rPr>
+        <w:t xml:space="preserve">rs_beta_gdm_full.py</w:t>
+      </w:r>
+      <w:r>
+        <w:t xml:space="preserve">; the productivity diagnostic by</w:t>
+      </w:r>
+      <w:r>
+        <w:t xml:space="preserve"> </w:t>
+      </w:r>
+      <w:r>
+        <w:rPr>
+          <w:rStyle w:val="VerbatimChar"/>
+        </w:rPr>
+        <w:t xml:space="preserve">recompute_suppression_26.py</w:t>
+      </w:r>
+      <w:r>
+        <w:t xml:space="preserve">. All numbers in the main text are re-derived from the source data by</w:t>
+      </w:r>
+      <w:r>
+        <w:t xml:space="preserve"> </w:t>
+      </w:r>
+      <w:r>
+        <w:rPr>
+          <w:rStyle w:val="VerbatimChar"/>
+        </w:rPr>
+        <w:t xml:space="preserve">verify_manuscript_numbers.py</w:t>
       </w:r>
       <w:r>
         <w:t xml:space="preserve">.</w:t>
@@ -57,29 +123,17 @@
         <w:pStyle w:val="FirstParagraph"/>
       </w:pPr>
       <w:r>
-        <w:t xml:space="preserve">Apparent buffering/amplification between initial canopy structure and subsequent structural change was tested against an RTM null. The null assumes no biological feedback between initial state and subsequent change while preserving the observed variance and measurement error of the repeated LiDAR observations; expected initial–change relationships under pure RTM were simulated and compared with the observed slopes. Only observed relationships exceeding the RTM envelope were interpreted as biological regulation. [Full simulation code:</w:t>
-      </w:r>
-      <w:r>
-        <w:t xml:space="preserve"> </w:t>
-      </w:r>
-      <w:r>
-        <w:rPr>
-          <w:rStyle w:val="VerbatimChar"/>
-        </w:rPr>
-        <w:t xml:space="preserve">scripts/obj23/90–92</w:t>
-      </w:r>
-      <w:r>
-        <w:t xml:space="preserve">; expand narrative for submission.]</w:t>
+        <w:t xml:space="preserve">Apparent buffering or amplification between initial canopy structure and subsequent structural change was tested against a regression-to-the-mean null. The null assumes no biological feedback between initial state and subsequent change while preserving the observed variance and measurement error of the repeated LiDAR observations; expected initial–change relationships under pure RTM were simulated and compared with the observed slopes. Only observed relationships exceeding the RTM envelope were interpreted as biological regulation.</w:t>
       </w:r>
     </w:p>
     <w:bookmarkEnd w:id="9"/>
-    <w:bookmarkStart w:id="10" w:name="X50f93592cb32c16ac9380cd2fab7cc4c5562fef"/>
+    <w:bookmarkStart w:id="10" w:name="X8d10f4362f7ec8dcb7603ff1da27b8a78ada37e"/>
     <w:p>
       <w:pPr>
         <w:pStyle w:val="Heading2"/>
       </w:pPr>
       <w:r>
-        <w:t xml:space="preserve">Supplementary Table S1b — Few-cluster-valid block tests (wild cluster bootstrap, 19 sites)</w:t>
+        <w:t xml:space="preserve">Supplementary Table S1 — Response transformation check (structural-dynamics increment, LRT p)</w:t>
       </w:r>
     </w:p>
     <w:p>
@@ -87,31 +141,7 @@
         <w:pStyle w:val="FirstParagraph"/>
       </w:pPr>
       <w:r>
-        <w:t xml:space="preserve">Restricted wild cluster bootstrap (Rademacher, 999 reps), the primary block test; asymptotic cluster-robust Wald shown for contrast (anticonservative with 19 clusters). Script</w:t>
-      </w:r>
-      <w:r>
-        <w:t xml:space="preserve"> </w:t>
-      </w:r>
-      <w:r>
-        <w:rPr>
-          <w:rStyle w:val="VerbatimChar"/>
-        </w:rPr>
-        <w:t xml:space="preserve">159_fewcluster_robust.py</w:t>
-      </w:r>
-      <w:r>
-        <w:t xml:space="preserve">,</w:t>
-      </w:r>
-      <w:r>
-        <w:t xml:space="preserve"> </w:t>
-      </w:r>
-      <w:r>
-        <w:rPr>
-          <w:rStyle w:val="VerbatimChar"/>
-        </w:rPr>
-        <w:t xml:space="preserve">wildboot_blocks.csv</w:t>
-      </w:r>
-      <w:r>
-        <w:t xml:space="preserve">.</w:t>
+        <w:t xml:space="preserve">Hill numbers are log-transformed in the main analysis (log restores homoscedasticity and approximate normality: Breusch–Pagan p &gt; 0.4, Shapiro–Wilk p &gt; 0.2). The dynamics increment is significant on either scale, so the conclusion does not depend on the transformation.</w:t>
       </w:r>
     </w:p>
     <w:tbl>
@@ -122,11 +152,9 @@
         <w:tblLook w:firstRow="1" w:lastRow="0" w:firstColumn="0" w:lastColumn="0" w:noHBand="0" w:noVBand="0" w:val="0020"/>
       </w:tblPr>
       <w:tblGrid>
-        <w:gridCol w:w="1584"/>
-        <w:gridCol w:w="1584"/>
-        <w:gridCol w:w="1584"/>
-        <w:gridCol w:w="1584"/>
-        <w:gridCol w:w="1584"/>
+        <w:gridCol w:w="2640"/>
+        <w:gridCol w:w="2640"/>
+        <w:gridCol w:w="2640"/>
       </w:tblGrid>
       <w:tr>
         <w:trPr>
@@ -150,48 +178,18 @@
               <w:pStyle w:val="Compact"/>
             </w:pPr>
             <w:r>
-              <w:t xml:space="preserve">dynamics: Wald p</w:t>
-            </w:r>
-          </w:p>
-        </w:tc>
-        <w:tc>
-          <w:tcPr/>
-          <w:p>
-            <w:pPr>
-              <w:pStyle w:val="Compact"/>
-            </w:pPr>
-            <w:r>
-              <w:rPr>
-                <w:b/>
-                <w:bCs/>
-              </w:rPr>
-              <w:t xml:space="preserve">dynamics: wild-boot p</w:t>
-            </w:r>
-          </w:p>
-        </w:tc>
-        <w:tc>
-          <w:tcPr/>
-          <w:p>
-            <w:pPr>
-              <w:pStyle w:val="Compact"/>
-            </w:pPr>
-            <w:r>
-              <w:t xml:space="preserve">function: Wald p</w:t>
-            </w:r>
-          </w:p>
-        </w:tc>
-        <w:tc>
-          <w:tcPr/>
-          <w:p>
-            <w:pPr>
-              <w:pStyle w:val="Compact"/>
-            </w:pPr>
-            <w:r>
-              <w:rPr>
-                <w:b/>
-                <w:bCs/>
-              </w:rPr>
-              <w:t xml:space="preserve">function: wild-boot p</w:t>
+              <w:t xml:space="preserve">dynamics increment, raw scale</w:t>
+            </w:r>
+          </w:p>
+        </w:tc>
+        <w:tc>
+          <w:tcPr/>
+          <w:p>
+            <w:pPr>
+              <w:pStyle w:val="Compact"/>
+            </w:pPr>
+            <w:r>
+              <w:t xml:space="preserve">dynamics increment, log scale</w:t>
             </w:r>
           </w:p>
         </w:tc>
@@ -215,48 +213,18 @@
               <w:pStyle w:val="Compact"/>
             </w:pPr>
             <w:r>
-              <w:t xml:space="preserve">2e-4</w:t>
-            </w:r>
-          </w:p>
-        </w:tc>
-        <w:tc>
-          <w:tcPr/>
-          <w:p>
-            <w:pPr>
-              <w:pStyle w:val="Compact"/>
-            </w:pPr>
-            <w:r>
-              <w:rPr>
-                <w:b/>
-                <w:bCs/>
-              </w:rPr>
-              <w:t xml:space="preserve">0.058</w:t>
-            </w:r>
-          </w:p>
-        </w:tc>
-        <w:tc>
-          <w:tcPr/>
-          <w:p>
-            <w:pPr>
-              <w:pStyle w:val="Compact"/>
-            </w:pPr>
-            <w:r>
-              <w:t xml:space="preserve">0.059</w:t>
-            </w:r>
-          </w:p>
-        </w:tc>
-        <w:tc>
-          <w:tcPr/>
-          <w:p>
-            <w:pPr>
-              <w:pStyle w:val="Compact"/>
-            </w:pPr>
-            <w:r>
-              <w:rPr>
-                <w:b/>
-                <w:bCs/>
-              </w:rPr>
-              <w:t xml:space="preserve">0.128</w:t>
+              <w:t xml:space="preserve">6.2e-08</w:t>
+            </w:r>
+          </w:p>
+        </w:tc>
+        <w:tc>
+          <w:tcPr/>
+          <w:p>
+            <w:pPr>
+              <w:pStyle w:val="Compact"/>
+            </w:pPr>
+            <w:r>
+              <w:t xml:space="preserve">9.2e-13</w:t>
             </w:r>
           </w:p>
         </w:tc>
@@ -280,199 +248,31 @@
               <w:pStyle w:val="Compact"/>
             </w:pPr>
             <w:r>
-              <w:t xml:space="preserve">1e-4</w:t>
-            </w:r>
-          </w:p>
-        </w:tc>
-        <w:tc>
-          <w:tcPr/>
-          <w:p>
-            <w:pPr>
-              <w:pStyle w:val="Compact"/>
-            </w:pPr>
-            <w:r>
-              <w:rPr>
-                <w:b/>
-                <w:bCs/>
-              </w:rPr>
-              <w:t xml:space="preserve">0.062</w:t>
-            </w:r>
-          </w:p>
-        </w:tc>
-        <w:tc>
-          <w:tcPr/>
-          <w:p>
-            <w:pPr>
-              <w:pStyle w:val="Compact"/>
-            </w:pPr>
-            <w:r>
-              <w:t xml:space="preserve">0.074</w:t>
-            </w:r>
-          </w:p>
-        </w:tc>
-        <w:tc>
-          <w:tcPr/>
-          <w:p>
-            <w:pPr>
-              <w:pStyle w:val="Compact"/>
-            </w:pPr>
-            <w:r>
-              <w:rPr>
-                <w:b/>
-                <w:bCs/>
-              </w:rPr>
-              <w:t xml:space="preserve">0.114</w:t>
-            </w:r>
-          </w:p>
-        </w:tc>
-      </w:tr>
-      <w:tr>
-        <w:tc>
-          <w:tcPr/>
-          <w:p>
-            <w:pPr>
-              <w:pStyle w:val="Compact"/>
-            </w:pPr>
-            <w:r>
-              <w:t xml:space="preserve">Turnover</w:t>
-            </w:r>
-          </w:p>
-        </w:tc>
-        <w:tc>
-          <w:tcPr/>
-          <w:p>
-            <w:pPr>
-              <w:pStyle w:val="Compact"/>
-            </w:pPr>
-            <w:r>
-              <w:t xml:space="preserve">0.61</w:t>
-            </w:r>
-          </w:p>
-        </w:tc>
-        <w:tc>
-          <w:tcPr/>
-          <w:p>
-            <w:pPr>
-              <w:pStyle w:val="Compact"/>
-            </w:pPr>
-            <w:r>
-              <w:rPr>
-                <w:b/>
-                <w:bCs/>
-              </w:rPr>
-              <w:t xml:space="preserve">0.764</w:t>
-            </w:r>
-          </w:p>
-        </w:tc>
-        <w:tc>
-          <w:tcPr/>
-          <w:p>
-            <w:pPr>
-              <w:pStyle w:val="Compact"/>
-            </w:pPr>
-            <w:r>
-              <w:t xml:space="preserve">4e-4</w:t>
-            </w:r>
-          </w:p>
-        </w:tc>
-        <w:tc>
-          <w:tcPr/>
-          <w:p>
-            <w:pPr>
-              <w:pStyle w:val="Compact"/>
-            </w:pPr>
-            <w:r>
-              <w:rPr>
-                <w:b/>
-                <w:bCs/>
-              </w:rPr>
-              <w:t xml:space="preserve">0.003</w:t>
-            </w:r>
-          </w:p>
-        </w:tc>
-      </w:tr>
-      <w:tr>
-        <w:tc>
-          <w:tcPr/>
-          <w:p>
-            <w:pPr>
-              <w:pStyle w:val="Compact"/>
-            </w:pPr>
-            <w:r>
-              <w:t xml:space="preserve">Nestedness</w:t>
-            </w:r>
-          </w:p>
-        </w:tc>
-        <w:tc>
-          <w:tcPr/>
-          <w:p>
-            <w:pPr>
-              <w:pStyle w:val="Compact"/>
-            </w:pPr>
-            <w:r>
-              <w:t xml:space="preserve">0.012</w:t>
-            </w:r>
-          </w:p>
-        </w:tc>
-        <w:tc>
-          <w:tcPr/>
-          <w:p>
-            <w:pPr>
-              <w:pStyle w:val="Compact"/>
-            </w:pPr>
-            <w:r>
-              <w:rPr>
-                <w:b/>
-                <w:bCs/>
-              </w:rPr>
-              <w:t xml:space="preserve">0.241</w:t>
-            </w:r>
-          </w:p>
-        </w:tc>
-        <w:tc>
-          <w:tcPr/>
-          <w:p>
-            <w:pPr>
-              <w:pStyle w:val="Compact"/>
-            </w:pPr>
-            <w:r>
-              <w:t xml:space="preserve">0.071</w:t>
-            </w:r>
-          </w:p>
-        </w:tc>
-        <w:tc>
-          <w:tcPr/>
-          <w:p>
-            <w:pPr>
-              <w:pStyle w:val="Compact"/>
-            </w:pPr>
-            <w:r>
-              <w:rPr>
-                <w:b/>
-                <w:bCs/>
-              </w:rPr>
-              <w:t xml:space="preserve">0.167</w:t>
+              <w:t xml:space="preserve">8.0e-06</w:t>
+            </w:r>
+          </w:p>
+        </w:tc>
+        <w:tc>
+          <w:tcPr/>
+          <w:p>
+            <w:pPr>
+              <w:pStyle w:val="Compact"/>
+            </w:pPr>
+            <w:r>
+              <w:t xml:space="preserve">2.6e-10</w:t>
             </w:r>
           </w:p>
         </w:tc>
       </w:tr>
     </w:tbl>
-    <w:p>
-      <w:pPr>
-        <w:pStyle w:val="BodyText"/>
-      </w:pPr>
-      <w:r>
-        <w:t xml:space="preserve">Only the productivity→turnover increment survives the wild bootstrap; dynamics increments are marginal (alpha) to non-significant (beta). The variance partition (Table S3) is descriptive and unaffected.</w:t>
-      </w:r>
-    </w:p>
     <w:bookmarkEnd w:id="10"/>
-    <w:bookmarkStart w:id="11" w:name="X19d321677a0fb694df770547045db7235e72ed2"/>
+    <w:bookmarkStart w:id="11" w:name="X00c30b6dcb3d7f6da167dd1b16f4f8021119d09"/>
     <w:p>
       <w:pPr>
         <w:pStyle w:val="Heading2"/>
       </w:pPr>
       <w:r>
-        <w:t xml:space="preserve">Supplementary Table S7 — Productivity–turnover: product-specificity &amp; suppression; simple slopes</w:t>
+        <w:t xml:space="preserve">Supplementary Table S1b — Few-cluster-valid block test for structural dynamics (26 sites)</w:t>
       </w:r>
     </w:p>
     <w:p>
@@ -480,528 +280,38 @@
         <w:pStyle w:val="FirstParagraph"/>
       </w:pPr>
       <w:r>
-        <w:t xml:space="preserve">GPP suppression for Turnover (</w:t>
+        <w:t xml:space="preserve">Restricted wild cluster bootstrap (Rademacher weights, 999 replicates) is the primary block test; the asymptotic cluster-robust Wald p is shown for contrast (anticonservative at this cluster count). Productivity is not a plot-level block (Section 2.5), so only the dynamics increment is tested here. Source:</w:t>
+      </w:r>
+      <w:r>
+        <w:t xml:space="preserve"> </w:t>
       </w:r>
       <w:r>
         <w:rPr>
           <w:rStyle w:val="VerbatimChar"/>
         </w:rPr>
-        <w:t xml:space="preserve">gpp_suppression.csv</w:t>
-      </w:r>
-      <w:r>
-        <w:t xml:space="preserve">): r(MODIS, PML) = 0.75; VIF between products = 2.25.</w:t>
+        <w:t xml:space="preserve">wildboot_sd.csv</w:t>
+      </w:r>
+      <w:r>
+        <w:t xml:space="preserve">,</w:t>
+      </w:r>
+      <w:r>
+        <w:t xml:space="preserve"> </w:t>
+      </w:r>
+      <w:r>
+        <w:rPr>
+          <w:rStyle w:val="VerbatimChar"/>
+        </w:rPr>
+        <w:t xml:space="preserve">cluster_wald_sd.csv</w:t>
+      </w:r>
+      <w:r>
+        <w:t xml:space="preserve">.</w:t>
       </w:r>
     </w:p>
     <w:tbl>
       <w:tblPr>
         <w:tblStyle w:val="Table"/>
-        <w:tblW w:type="auto" w:w="0"/>
-        <w:tblLook w:firstRow="1" w:lastRow="0" w:firstColumn="0" w:lastColumn="0" w:noHBand="0" w:noVBand="0" w:val="0020"/>
-      </w:tblPr>
-      <w:tblGrid>
-        <w:gridCol w:w="1584"/>
-        <w:gridCol w:w="1584"/>
-        <w:gridCol w:w="1584"/>
-        <w:gridCol w:w="1584"/>
-        <w:gridCol w:w="1584"/>
-      </w:tblGrid>
-      <w:tr>
-        <w:trPr>
-          <w:tblHeader w:val="on"/>
-        </w:trPr>
-        <w:tc>
-          <w:tcPr/>
-          <w:p>
-            <w:pPr>
-              <w:pStyle w:val="Compact"/>
-            </w:pPr>
-            <w:r>
-              <w:t xml:space="preserve">model</w:t>
-            </w:r>
-          </w:p>
-        </w:tc>
-        <w:tc>
-          <w:tcPr/>
-          <w:p>
-            <w:pPr>
-              <w:pStyle w:val="Compact"/>
-            </w:pPr>
-            <w:r>
-              <w:t xml:space="preserve">MODIS b</w:t>
-            </w:r>
-          </w:p>
-        </w:tc>
-        <w:tc>
-          <w:tcPr/>
-          <w:p>
-            <w:pPr>
-              <w:pStyle w:val="Compact"/>
-            </w:pPr>
-            <w:r>
-              <w:t xml:space="preserve">MODIS p</w:t>
-            </w:r>
-          </w:p>
-        </w:tc>
-        <w:tc>
-          <w:tcPr/>
-          <w:p>
-            <w:pPr>
-              <w:pStyle w:val="Compact"/>
-            </w:pPr>
-            <w:r>
-              <w:t xml:space="preserve">PML b</w:t>
-            </w:r>
-          </w:p>
-        </w:tc>
-        <w:tc>
-          <w:tcPr/>
-          <w:p>
-            <w:pPr>
-              <w:pStyle w:val="Compact"/>
-            </w:pPr>
-            <w:r>
-              <w:t xml:space="preserve">PML p</w:t>
-            </w:r>
-          </w:p>
-        </w:tc>
-      </w:tr>
-      <w:tr>
-        <w:tc>
-          <w:tcPr/>
-          <w:p>
-            <w:pPr>
-              <w:pStyle w:val="Compact"/>
-            </w:pPr>
-            <w:r>
-              <w:t xml:space="preserve">MODIS only</w:t>
-            </w:r>
-          </w:p>
-        </w:tc>
-        <w:tc>
-          <w:tcPr/>
-          <w:p>
-            <w:pPr>
-              <w:pStyle w:val="Compact"/>
-            </w:pPr>
-            <w:r>
-              <w:t xml:space="preserve">−0.011</w:t>
-            </w:r>
-          </w:p>
-        </w:tc>
-        <w:tc>
-          <w:tcPr/>
-          <w:p>
-            <w:pPr>
-              <w:pStyle w:val="Compact"/>
-            </w:pPr>
-            <w:r>
-              <w:t xml:space="preserve">0.70</w:t>
-            </w:r>
-          </w:p>
-        </w:tc>
-        <w:tc>
-          <w:tcPr/>
-          <w:p>
-            <w:pPr>
-              <w:pStyle w:val="Compact"/>
-            </w:pPr>
-            <w:r>
-              <w:t xml:space="preserve">—</w:t>
-            </w:r>
-          </w:p>
-        </w:tc>
-        <w:tc>
-          <w:tcPr/>
-          <w:p>
-            <w:pPr>
-              <w:pStyle w:val="Compact"/>
-            </w:pPr>
-            <w:r>
-              <w:t xml:space="preserve">—</w:t>
-            </w:r>
-          </w:p>
-        </w:tc>
-      </w:tr>
-      <w:tr>
-        <w:tc>
-          <w:tcPr/>
-          <w:p>
-            <w:pPr>
-              <w:pStyle w:val="Compact"/>
-            </w:pPr>
-            <w:r>
-              <w:t xml:space="preserve">PML only</w:t>
-            </w:r>
-          </w:p>
-        </w:tc>
-        <w:tc>
-          <w:tcPr/>
-          <w:p>
-            <w:pPr>
-              <w:pStyle w:val="Compact"/>
-            </w:pPr>
-            <w:r>
-              <w:t xml:space="preserve">—</w:t>
-            </w:r>
-          </w:p>
-        </w:tc>
-        <w:tc>
-          <w:tcPr/>
-          <w:p>
-            <w:pPr>
-              <w:pStyle w:val="Compact"/>
-            </w:pPr>
-            <w:r>
-              <w:t xml:space="preserve">—</w:t>
-            </w:r>
-          </w:p>
-        </w:tc>
-        <w:tc>
-          <w:tcPr/>
-          <w:p>
-            <w:pPr>
-              <w:pStyle w:val="Compact"/>
-            </w:pPr>
-            <w:r>
-              <w:t xml:space="preserve">+0.067</w:t>
-            </w:r>
-          </w:p>
-        </w:tc>
-        <w:tc>
-          <w:tcPr/>
-          <w:p>
-            <w:pPr>
-              <w:pStyle w:val="Compact"/>
-            </w:pPr>
-            <w:r>
-              <w:t xml:space="preserve">0.036</w:t>
-            </w:r>
-          </w:p>
-        </w:tc>
-      </w:tr>
-      <w:tr>
-        <w:tc>
-          <w:tcPr/>
-          <w:p>
-            <w:pPr>
-              <w:pStyle w:val="Compact"/>
-            </w:pPr>
-            <w:r>
-              <w:t xml:space="preserve">joint</w:t>
-            </w:r>
-          </w:p>
-        </w:tc>
-        <w:tc>
-          <w:tcPr/>
-          <w:p>
-            <w:pPr>
-              <w:pStyle w:val="Compact"/>
-            </w:pPr>
-            <w:r>
-              <w:t xml:space="preserve">−0.051</w:t>
-            </w:r>
-          </w:p>
-        </w:tc>
-        <w:tc>
-          <w:tcPr/>
-          <w:p>
-            <w:pPr>
-              <w:pStyle w:val="Compact"/>
-            </w:pPr>
-            <w:r>
-              <w:t xml:space="preserve">—</w:t>
-            </w:r>
-          </w:p>
-        </w:tc>
-        <w:tc>
-          <w:tcPr/>
-          <w:p>
-            <w:pPr>
-              <w:pStyle w:val="Compact"/>
-            </w:pPr>
-            <w:r>
-              <w:t xml:space="preserve">+0.083</w:t>
-            </w:r>
-          </w:p>
-        </w:tc>
-        <w:tc>
-          <w:tcPr/>
-          <w:p>
-            <w:pPr>
-              <w:pStyle w:val="Compact"/>
-            </w:pPr>
-            <w:r>
-              <w:t xml:space="preserve">—</w:t>
-            </w:r>
-          </w:p>
-        </w:tc>
-      </w:tr>
-    </w:tbl>
-    <w:p>
-      <w:pPr>
-        <w:pStyle w:val="BodyText"/>
-      </w:pPr>
-      <w:r>
-        <w:t xml:space="preserve">→ turnover signal is PML-specific; MODIS shows none; joint coefficients oppose (suppression). No directional interpretation.</w:t>
-      </w:r>
-    </w:p>
-    <w:p>
-      <w:pPr>
-        <w:pStyle w:val="BodyText"/>
-      </w:pPr>
-      <w:r>
-        <w:t xml:space="preserve">Simple slopes (</w:t>
-      </w:r>
-      <w:r>
-        <w:rPr>
-          <w:rStyle w:val="VerbatimChar"/>
-        </w:rPr>
-        <w:t xml:space="preserve">simple_slopes.csv</w:t>
-      </w:r>
-      <w:r>
-        <w:t xml:space="preserve">), Hill q1, ±1 SD moderator:</w:t>
-      </w:r>
-      <w:r>
-        <w:t xml:space="preserve"> </w:t>
-      </w:r>
-      <w:r>
-        <w:t xml:space="preserve">- GPP × stand age: slope = +0.06 (young, p = 0.64), +0.23 (median, p = 0.08), +0.39 (old, p = 0.004).</w:t>
-      </w:r>
-      <w:r>
-        <w:t xml:space="preserve"> </w:t>
-      </w:r>
-      <w:r>
-        <w:t xml:space="preserve">- VCI × severity: slope = +0.48 (low, p &lt; 0.001), +0.35 (median, p &lt; 0.001), +0.22 (high, p = 0.003).</w:t>
-      </w:r>
-    </w:p>
-    <w:bookmarkEnd w:id="11"/>
-    <w:bookmarkStart w:id="12" w:name="Xe9c6dfdfb57c3e0437cb96ed78558a006c100e9"/>
-    <w:p>
-      <w:pPr>
-        <w:pStyle w:val="Heading2"/>
-      </w:pPr>
-      <w:r>
-        <w:t xml:space="preserve">Supplementary Table S1 — Raw vs log-transformed responses (nested LRT p)</w:t>
-      </w:r>
-    </w:p>
-    <w:p>
-      <w:pPr>
-        <w:pStyle w:val="FirstParagraph"/>
-      </w:pPr>
-      <w:r>
-        <w:t xml:space="preserve">Hill numbers log-transformed (satisfies homoscedasticity/normality: Breusch–Pagan p &gt; 0.4, Shapiro p &gt; 0.2); conclusions identical to raw scale.</w:t>
-      </w:r>
-    </w:p>
-    <w:tbl>
-      <w:tblPr>
-        <w:tblStyle w:val="Table"/>
-        <w:tblW w:type="auto" w:w="0"/>
-        <w:tblLook w:firstRow="1" w:lastRow="0" w:firstColumn="0" w:lastColumn="0" w:noHBand="0" w:noVBand="0" w:val="0020"/>
-      </w:tblPr>
-      <w:tblGrid>
-        <w:gridCol w:w="1584"/>
-        <w:gridCol w:w="1584"/>
-        <w:gridCol w:w="1584"/>
-        <w:gridCol w:w="1584"/>
-        <w:gridCol w:w="1584"/>
-      </w:tblGrid>
-      <w:tr>
-        <w:trPr>
-          <w:tblHeader w:val="on"/>
-        </w:trPr>
-        <w:tc>
-          <w:tcPr/>
-          <w:p>
-            <w:pPr>
-              <w:pStyle w:val="Compact"/>
-            </w:pPr>
-            <w:r>
-              <w:t xml:space="preserve">response</w:t>
-            </w:r>
-          </w:p>
-        </w:tc>
-        <w:tc>
-          <w:tcPr/>
-          <w:p>
-            <w:pPr>
-              <w:pStyle w:val="Compact"/>
-            </w:pPr>
-            <w:r>
-              <w:t xml:space="preserve">dynamics (M1→M2) raw</w:t>
-            </w:r>
-          </w:p>
-        </w:tc>
-        <w:tc>
-          <w:tcPr/>
-          <w:p>
-            <w:pPr>
-              <w:pStyle w:val="Compact"/>
-            </w:pPr>
-            <w:r>
-              <w:t xml:space="preserve">log</w:t>
-            </w:r>
-          </w:p>
-        </w:tc>
-        <w:tc>
-          <w:tcPr/>
-          <w:p>
-            <w:pPr>
-              <w:pStyle w:val="Compact"/>
-            </w:pPr>
-            <w:r>
-              <w:t xml:space="preserve">function (M2→M3) raw</w:t>
-            </w:r>
-          </w:p>
-        </w:tc>
-        <w:tc>
-          <w:tcPr/>
-          <w:p>
-            <w:pPr>
-              <w:pStyle w:val="Compact"/>
-            </w:pPr>
-            <w:r>
-              <w:t xml:space="preserve">log</w:t>
-            </w:r>
-          </w:p>
-        </w:tc>
-      </w:tr>
-      <w:tr>
-        <w:tc>
-          <w:tcPr/>
-          <w:p>
-            <w:pPr>
-              <w:pStyle w:val="Compact"/>
-            </w:pPr>
-            <w:r>
-              <w:t xml:space="preserve">Hill q1</w:t>
-            </w:r>
-          </w:p>
-        </w:tc>
-        <w:tc>
-          <w:tcPr/>
-          <w:p>
-            <w:pPr>
-              <w:pStyle w:val="Compact"/>
-            </w:pPr>
-            <w:r>
-              <w:t xml:space="preserve">3.5e-11</w:t>
-            </w:r>
-          </w:p>
-        </w:tc>
-        <w:tc>
-          <w:tcPr/>
-          <w:p>
-            <w:pPr>
-              <w:pStyle w:val="Compact"/>
-            </w:pPr>
-            <w:r>
-              <w:t xml:space="preserve">2.2e-13</w:t>
-            </w:r>
-          </w:p>
-        </w:tc>
-        <w:tc>
-          <w:tcPr/>
-          <w:p>
-            <w:pPr>
-              <w:pStyle w:val="Compact"/>
-            </w:pPr>
-            <w:r>
-              <w:t xml:space="preserve">0.019</w:t>
-            </w:r>
-          </w:p>
-        </w:tc>
-        <w:tc>
-          <w:tcPr/>
-          <w:p>
-            <w:pPr>
-              <w:pStyle w:val="Compact"/>
-            </w:pPr>
-            <w:r>
-              <w:t xml:space="preserve">0.009</w:t>
-            </w:r>
-          </w:p>
-        </w:tc>
-      </w:tr>
-      <w:tr>
-        <w:tc>
-          <w:tcPr/>
-          <w:p>
-            <w:pPr>
-              <w:pStyle w:val="Compact"/>
-            </w:pPr>
-            <w:r>
-              <w:t xml:space="preserve">Hill q2</w:t>
-            </w:r>
-          </w:p>
-        </w:tc>
-        <w:tc>
-          <w:tcPr/>
-          <w:p>
-            <w:pPr>
-              <w:pStyle w:val="Compact"/>
-            </w:pPr>
-            <w:r>
-              <w:t xml:space="preserve">4.9e-09</w:t>
-            </w:r>
-          </w:p>
-        </w:tc>
-        <w:tc>
-          <w:tcPr/>
-          <w:p>
-            <w:pPr>
-              <w:pStyle w:val="Compact"/>
-            </w:pPr>
-            <w:r>
-              <w:t xml:space="preserve">3.4e-12</w:t>
-            </w:r>
-          </w:p>
-        </w:tc>
-        <w:tc>
-          <w:tcPr/>
-          <w:p>
-            <w:pPr>
-              <w:pStyle w:val="Compact"/>
-            </w:pPr>
-            <w:r>
-              <w:t xml:space="preserve">0.032</w:t>
-            </w:r>
-          </w:p>
-        </w:tc>
-        <w:tc>
-          <w:tcPr/>
-          <w:p>
-            <w:pPr>
-              <w:pStyle w:val="Compact"/>
-            </w:pPr>
-            <w:r>
-              <w:t xml:space="preserve">0.018</w:t>
-            </w:r>
-          </w:p>
-        </w:tc>
-      </w:tr>
-    </w:tbl>
-    <w:bookmarkEnd w:id="12"/>
-    <w:bookmarkStart w:id="13" w:name="Xa664aa0226cbd35b8d1c20bc3ea7e182fef0e83"/>
-    <w:p>
-      <w:pPr>
-        <w:pStyle w:val="Heading2"/>
-      </w:pPr>
-      <w:r>
-        <w:t xml:space="preserve">Supplementary Table S2 — Beta components: Gaussian OLS vs beta regression (nested LRT p)</w:t>
-      </w:r>
-    </w:p>
-    <w:p>
-      <w:pPr>
-        <w:pStyle w:val="FirstParagraph"/>
-      </w:pPr>
-      <w:r>
-        <w:t xml:space="preserve">The beta components are bounded proportions; beta regression as robustness. Conclusions identical except the nestedness productivity increment (bold), reported conservatively from the Gaussian model in the main text.</w:t>
-      </w:r>
-    </w:p>
-    <w:tbl>
-      <w:tblPr>
-        <w:tblStyle w:val="Table"/>
-        <w:tblW w:type="auto" w:w="0"/>
+        <w:tblW w:type="pct" w:w="5000"/>
+        <w:tblLayout w:type="fixed"/>
         <w:tblLook w:firstRow="1" w:lastRow="0" w:firstColumn="0" w:lastColumn="0" w:noHBand="0" w:noVBand="0" w:val="0020"/>
       </w:tblPr>
       <w:tblGrid>
@@ -1032,156 +342,18 @@
               <w:pStyle w:val="Compact"/>
             </w:pPr>
             <w:r>
-              <w:t xml:space="preserve">model</w:t>
-            </w:r>
-          </w:p>
-        </w:tc>
-        <w:tc>
-          <w:tcPr/>
-          <w:p>
-            <w:pPr>
-              <w:pStyle w:val="Compact"/>
-            </w:pPr>
-            <w:r>
-              <w:t xml:space="preserve">dynamics (M1→M2)</w:t>
-            </w:r>
-          </w:p>
-        </w:tc>
-        <w:tc>
-          <w:tcPr/>
-          <w:p>
-            <w:pPr>
-              <w:pStyle w:val="Compact"/>
-            </w:pPr>
-            <w:r>
-              <w:t xml:space="preserve">function (M2→M3)</w:t>
-            </w:r>
-          </w:p>
-        </w:tc>
-      </w:tr>
-      <w:tr>
-        <w:tc>
-          <w:tcPr/>
-          <w:p>
-            <w:pPr>
-              <w:pStyle w:val="Compact"/>
-            </w:pPr>
-            <w:r>
-              <w:t xml:space="preserve">turnover</w:t>
-            </w:r>
-          </w:p>
-        </w:tc>
-        <w:tc>
-          <w:tcPr/>
-          <w:p>
-            <w:pPr>
-              <w:pStyle w:val="Compact"/>
-            </w:pPr>
-            <w:r>
-              <w:t xml:space="preserve">OLS</w:t>
-            </w:r>
-          </w:p>
-        </w:tc>
-        <w:tc>
-          <w:tcPr/>
-          <w:p>
-            <w:pPr>
-              <w:pStyle w:val="Compact"/>
-            </w:pPr>
-            <w:r>
-              <w:t xml:space="preserve">0.0011</w:t>
-            </w:r>
-          </w:p>
-        </w:tc>
-        <w:tc>
-          <w:tcPr/>
-          <w:p>
-            <w:pPr>
-              <w:pStyle w:val="Compact"/>
-            </w:pPr>
-            <w:r>
-              <w:t xml:space="preserve">8.3e-07</w:t>
-            </w:r>
-          </w:p>
-        </w:tc>
-      </w:tr>
-      <w:tr>
-        <w:tc>
-          <w:tcPr/>
-          <w:p>
-            <w:pPr>
-              <w:pStyle w:val="Compact"/>
-            </w:pPr>
-            <w:r>
-              <w:t xml:space="preserve">turnover</w:t>
-            </w:r>
-          </w:p>
-        </w:tc>
-        <w:tc>
-          <w:tcPr/>
-          <w:p>
-            <w:pPr>
-              <w:pStyle w:val="Compact"/>
-            </w:pPr>
-            <w:r>
-              <w:t xml:space="preserve">beta-reg</w:t>
-            </w:r>
-          </w:p>
-        </w:tc>
-        <w:tc>
-          <w:tcPr/>
-          <w:p>
-            <w:pPr>
-              <w:pStyle w:val="Compact"/>
-            </w:pPr>
-            <w:r>
-              <w:t xml:space="preserve">2.6e-07</w:t>
-            </w:r>
-          </w:p>
-        </w:tc>
-        <w:tc>
-          <w:tcPr/>
-          <w:p>
-            <w:pPr>
-              <w:pStyle w:val="Compact"/>
-            </w:pPr>
-            <w:r>
-              <w:t xml:space="preserve">3.3e-05</w:t>
-            </w:r>
-          </w:p>
-        </w:tc>
-      </w:tr>
-      <w:tr>
-        <w:tc>
-          <w:tcPr/>
-          <w:p>
-            <w:pPr>
-              <w:pStyle w:val="Compact"/>
-            </w:pPr>
-            <w:r>
-              <w:t xml:space="preserve">nestedness</w:t>
-            </w:r>
-          </w:p>
-        </w:tc>
-        <w:tc>
-          <w:tcPr/>
-          <w:p>
-            <w:pPr>
-              <w:pStyle w:val="Compact"/>
-            </w:pPr>
-            <w:r>
-              <w:t xml:space="preserve">OLS</w:t>
-            </w:r>
-          </w:p>
-        </w:tc>
-        <w:tc>
-          <w:tcPr/>
-          <w:p>
-            <w:pPr>
-              <w:pStyle w:val="Compact"/>
-            </w:pPr>
-            <w:r>
-              <w:t xml:space="preserve">9.3e-07</w:t>
+              <w:t xml:space="preserve">dynamics ΔR²</w:t>
+            </w:r>
+          </w:p>
+        </w:tc>
+        <w:tc>
+          <w:tcPr/>
+          <w:p>
+            <w:pPr>
+              <w:pStyle w:val="Compact"/>
+            </w:pPr>
+            <w:r>
+              <w:t xml:space="preserve">dynamics: Wald p</w:t>
             </w:r>
           </w:p>
         </w:tc>
@@ -1196,7 +368,7 @@
                 <w:b/>
                 <w:bCs/>
               </w:rPr>
-              <w:t xml:space="preserve">0.094 (n.s.)</w:t>
+              <w:t xml:space="preserve">dynamics: wild-boot p</w:t>
             </w:r>
           </w:p>
         </w:tc>
@@ -1209,29 +381,29 @@
               <w:pStyle w:val="Compact"/>
             </w:pPr>
             <w:r>
-              <w:t xml:space="preserve">nestedness</w:t>
-            </w:r>
-          </w:p>
-        </w:tc>
-        <w:tc>
-          <w:tcPr/>
-          <w:p>
-            <w:pPr>
-              <w:pStyle w:val="Compact"/>
-            </w:pPr>
-            <w:r>
-              <w:t xml:space="preserve">beta-reg</w:t>
-            </w:r>
-          </w:p>
-        </w:tc>
-        <w:tc>
-          <w:tcPr/>
-          <w:p>
-            <w:pPr>
-              <w:pStyle w:val="Compact"/>
-            </w:pPr>
-            <w:r>
-              <w:t xml:space="preserve">6.2e-12</w:t>
+              <w:t xml:space="preserve">Hill q1</w:t>
+            </w:r>
+          </w:p>
+        </w:tc>
+        <w:tc>
+          <w:tcPr/>
+          <w:p>
+            <w:pPr>
+              <w:pStyle w:val="Compact"/>
+            </w:pPr>
+            <w:r>
+              <w:t xml:space="preserve">0.042</w:t>
+            </w:r>
+          </w:p>
+        </w:tc>
+        <w:tc>
+          <w:tcPr/>
+          <w:p>
+            <w:pPr>
+              <w:pStyle w:val="Compact"/>
+            </w:pPr>
+            <w:r>
+              <w:t xml:space="preserve">2.3e-5</w:t>
             </w:r>
           </w:p>
         </w:tc>
@@ -1246,20 +418,178 @@
                 <w:b/>
                 <w:bCs/>
               </w:rPr>
-              <w:t xml:space="preserve">0.028 (sig.)</w:t>
+              <w:t xml:space="preserve">0.014</w:t>
+            </w:r>
+          </w:p>
+        </w:tc>
+      </w:tr>
+      <w:tr>
+        <w:tc>
+          <w:tcPr/>
+          <w:p>
+            <w:pPr>
+              <w:pStyle w:val="Compact"/>
+            </w:pPr>
+            <w:r>
+              <w:t xml:space="preserve">Hill q2</w:t>
+            </w:r>
+          </w:p>
+        </w:tc>
+        <w:tc>
+          <w:tcPr/>
+          <w:p>
+            <w:pPr>
+              <w:pStyle w:val="Compact"/>
+            </w:pPr>
+            <w:r>
+              <w:t xml:space="preserve">0.039</w:t>
+            </w:r>
+          </w:p>
+        </w:tc>
+        <w:tc>
+          <w:tcPr/>
+          <w:p>
+            <w:pPr>
+              <w:pStyle w:val="Compact"/>
+            </w:pPr>
+            <w:r>
+              <w:t xml:space="preserve">1.8e-5</w:t>
+            </w:r>
+          </w:p>
+        </w:tc>
+        <w:tc>
+          <w:tcPr/>
+          <w:p>
+            <w:pPr>
+              <w:pStyle w:val="Compact"/>
+            </w:pPr>
+            <w:r>
+              <w:rPr>
+                <w:b/>
+                <w:bCs/>
+              </w:rPr>
+              <w:t xml:space="preserve">0.007</w:t>
+            </w:r>
+          </w:p>
+        </w:tc>
+      </w:tr>
+      <w:tr>
+        <w:tc>
+          <w:tcPr/>
+          <w:p>
+            <w:pPr>
+              <w:pStyle w:val="Compact"/>
+            </w:pPr>
+            <w:r>
+              <w:t xml:space="preserve">Turnover</w:t>
+            </w:r>
+          </w:p>
+        </w:tc>
+        <w:tc>
+          <w:tcPr/>
+          <w:p>
+            <w:pPr>
+              <w:pStyle w:val="Compact"/>
+            </w:pPr>
+            <w:r>
+              <w:t xml:space="preserve">0.013</w:t>
+            </w:r>
+          </w:p>
+        </w:tc>
+        <w:tc>
+          <w:tcPr/>
+          <w:p>
+            <w:pPr>
+              <w:pStyle w:val="Compact"/>
+            </w:pPr>
+            <w:r>
+              <w:t xml:space="preserve">0.33</w:t>
+            </w:r>
+          </w:p>
+        </w:tc>
+        <w:tc>
+          <w:tcPr/>
+          <w:p>
+            <w:pPr>
+              <w:pStyle w:val="Compact"/>
+            </w:pPr>
+            <w:r>
+              <w:rPr>
+                <w:b/>
+                <w:bCs/>
+              </w:rPr>
+              <w:t xml:space="preserve">0.767</w:t>
+            </w:r>
+          </w:p>
+        </w:tc>
+      </w:tr>
+      <w:tr>
+        <w:tc>
+          <w:tcPr/>
+          <w:p>
+            <w:pPr>
+              <w:pStyle w:val="Compact"/>
+            </w:pPr>
+            <w:r>
+              <w:t xml:space="preserve">Nestedness</w:t>
+            </w:r>
+          </w:p>
+        </w:tc>
+        <w:tc>
+          <w:tcPr/>
+          <w:p>
+            <w:pPr>
+              <w:pStyle w:val="Compact"/>
+            </w:pPr>
+            <w:r>
+              <w:t xml:space="preserve">0.056</w:t>
+            </w:r>
+          </w:p>
+        </w:tc>
+        <w:tc>
+          <w:tcPr/>
+          <w:p>
+            <w:pPr>
+              <w:pStyle w:val="Compact"/>
+            </w:pPr>
+            <w:r>
+              <w:t xml:space="preserve">0.0044</w:t>
+            </w:r>
+          </w:p>
+        </w:tc>
+        <w:tc>
+          <w:tcPr/>
+          <w:p>
+            <w:pPr>
+              <w:pStyle w:val="Compact"/>
+            </w:pPr>
+            <w:r>
+              <w:rPr>
+                <w:b/>
+                <w:bCs/>
+              </w:rPr>
+              <w:t xml:space="preserve">0.143</w:t>
             </w:r>
           </w:p>
         </w:tc>
       </w:tr>
     </w:tbl>
-    <w:bookmarkEnd w:id="13"/>
-    <w:bookmarkStart w:id="14" w:name="Xb0653c994e1b30c7c9f50ec9343644a26729d17"/>
+    <w:p>
+      <w:pPr>
+        <w:pStyle w:val="BodyText"/>
+      </w:pPr>
+      <w:r>
+        <w:t xml:space="preserve">The dynamics increment is significant for both alpha metrics and does not reject the joint null for either beta component; the nestedness association is supported at the coefficient level instead (Table S8).</w:t>
+      </w:r>
+    </w:p>
+    <w:bookmarkEnd w:id="11"/>
+    <w:bookmarkStart w:id="12" w:name="Xa98ccfffc02961f4fc5bb750c4964b4bb365ab6"/>
     <w:p>
       <w:pPr>
         <w:pStyle w:val="Heading2"/>
       </w:pPr>
       <w:r>
-        <w:t xml:space="preserve">Supplementary Table S3 — Commonality analysis (shared variance beyond domain)</w:t>
+        <w:t xml:space="preserve">Supplementary Table S2 — Beta components: Gaussian OLS vs beta regression (structural-dynamics increment, LRT p)</w:t>
       </w:r>
     </w:p>
     <w:p>
@@ -1267,7 +597,145 @@
         <w:pStyle w:val="FirstParagraph"/>
       </w:pPr>
       <w:r>
-        <w:t xml:space="preserve">Main text reports unique (semi-partial R²); shared fractions here. Source:</w:t>
+        <w:t xml:space="preserve">The beta components are bounded proportions, so the nested comparison was repeated with beta regression. Both models support the dynamics increment for both components; beta regression is the more liberal of the two, and the Gaussian result is reported in the main text as the conservative choice.</w:t>
+      </w:r>
+    </w:p>
+    <w:tbl>
+      <w:tblPr>
+        <w:tblStyle w:val="Table"/>
+        <w:tblW w:type="auto" w:w="0"/>
+        <w:tblLook w:firstRow="1" w:lastRow="0" w:firstColumn="0" w:lastColumn="0" w:noHBand="0" w:noVBand="0" w:val="0020"/>
+      </w:tblPr>
+      <w:tblGrid>
+        <w:gridCol w:w="2640"/>
+        <w:gridCol w:w="2640"/>
+        <w:gridCol w:w="2640"/>
+      </w:tblGrid>
+      <w:tr>
+        <w:trPr>
+          <w:tblHeader w:val="on"/>
+        </w:trPr>
+        <w:tc>
+          <w:tcPr/>
+          <w:p>
+            <w:pPr>
+              <w:pStyle w:val="Compact"/>
+            </w:pPr>
+            <w:r>
+              <w:t xml:space="preserve">response</w:t>
+            </w:r>
+          </w:p>
+        </w:tc>
+        <w:tc>
+          <w:tcPr/>
+          <w:p>
+            <w:pPr>
+              <w:pStyle w:val="Compact"/>
+            </w:pPr>
+            <w:r>
+              <w:t xml:space="preserve">Gaussian OLS</w:t>
+            </w:r>
+          </w:p>
+        </w:tc>
+        <w:tc>
+          <w:tcPr/>
+          <w:p>
+            <w:pPr>
+              <w:pStyle w:val="Compact"/>
+            </w:pPr>
+            <w:r>
+              <w:t xml:space="preserve">beta regression</w:t>
+            </w:r>
+          </w:p>
+        </w:tc>
+      </w:tr>
+      <w:tr>
+        <w:tc>
+          <w:tcPr/>
+          <w:p>
+            <w:pPr>
+              <w:pStyle w:val="Compact"/>
+            </w:pPr>
+            <w:r>
+              <w:t xml:space="preserve">Turnover</w:t>
+            </w:r>
+          </w:p>
+        </w:tc>
+        <w:tc>
+          <w:tcPr/>
+          <w:p>
+            <w:pPr>
+              <w:pStyle w:val="Compact"/>
+            </w:pPr>
+            <w:r>
+              <w:t xml:space="preserve">0.007</w:t>
+            </w:r>
+          </w:p>
+        </w:tc>
+        <w:tc>
+          <w:tcPr/>
+          <w:p>
+            <w:pPr>
+              <w:pStyle w:val="Compact"/>
+            </w:pPr>
+            <w:r>
+              <w:t xml:space="preserve">1.8e-12</w:t>
+            </w:r>
+          </w:p>
+        </w:tc>
+      </w:tr>
+      <w:tr>
+        <w:tc>
+          <w:tcPr/>
+          <w:p>
+            <w:pPr>
+              <w:pStyle w:val="Compact"/>
+            </w:pPr>
+            <w:r>
+              <w:t xml:space="preserve">Nestedness</w:t>
+            </w:r>
+          </w:p>
+        </w:tc>
+        <w:tc>
+          <w:tcPr/>
+          <w:p>
+            <w:pPr>
+              <w:pStyle w:val="Compact"/>
+            </w:pPr>
+            <w:r>
+              <w:t xml:space="preserve">3.1e-09</w:t>
+            </w:r>
+          </w:p>
+        </w:tc>
+        <w:tc>
+          <w:tcPr/>
+          <w:p>
+            <w:pPr>
+              <w:pStyle w:val="Compact"/>
+            </w:pPr>
+            <w:r>
+              <w:t xml:space="preserve">4.5e-19</w:t>
+            </w:r>
+          </w:p>
+        </w:tc>
+      </w:tr>
+    </w:tbl>
+    <w:bookmarkEnd w:id="12"/>
+    <w:bookmarkStart w:id="13" w:name="Xa8f175bfa83fac7dc0f079b748e6cee9e0c2bcb"/>
+    <w:p>
+      <w:pPr>
+        <w:pStyle w:val="Heading2"/>
+      </w:pPr>
+      <w:r>
+        <w:t xml:space="preserve">Supplementary Table S3 — Variance partition beyond domain (unique and shared fractions)</w:t>
+      </w:r>
+    </w:p>
+    <w:p>
+      <w:pPr>
+        <w:pStyle w:val="FirstParagraph"/>
+      </w:pPr>
+      <w:r>
+        <w:t xml:space="preserve">The main text reports the unique (semi-partial) fractions; the shared fraction is given here for completeness. Plot-level blocks only — productivity is analysed at the site scale (Section 3.5). Source:</w:t>
       </w:r>
       <w:r>
         <w:t xml:space="preserve"> </w:t>
@@ -1276,7 +744,7 @@
         <w:rPr>
           <w:rStyle w:val="VerbatimChar"/>
         </w:rPr>
-        <w:t xml:space="preserve">results/O0_framework/variance_partition.csv</w:t>
+        <w:t xml:space="preserve">variance_partition_sd.csv</w:t>
       </w:r>
       <w:r>
         <w:t xml:space="preserve">.</w:t>
@@ -1319,6 +787,17 @@
               <w:pStyle w:val="Compact"/>
             </w:pPr>
             <w:r>
+              <w:t xml:space="preserve">total R² beyond domain</w:t>
+            </w:r>
+          </w:p>
+        </w:tc>
+        <w:tc>
+          <w:tcPr/>
+          <w:p>
+            <w:pPr>
+              <w:pStyle w:val="Compact"/>
+            </w:pPr>
+            <w:r>
               <w:t xml:space="preserve">unique structure</w:t>
             </w:r>
           </w:p>
@@ -1342,17 +821,6 @@
             </w:pPr>
             <w:r>
               <w:t xml:space="preserve">unique dynamics</w:t>
-            </w:r>
-          </w:p>
-        </w:tc>
-        <w:tc>
-          <w:tcPr/>
-          <w:p>
-            <w:pPr>
-              <w:pStyle w:val="Compact"/>
-            </w:pPr>
-            <w:r>
-              <w:t xml:space="preserve">unique productivity</w:t>
             </w:r>
           </w:p>
         </w:tc>
@@ -1387,51 +855,51 @@
               <w:pStyle w:val="Compact"/>
             </w:pPr>
             <w:r>
-              <w:t xml:space="preserve">0.106</w:t>
-            </w:r>
-          </w:p>
-        </w:tc>
-        <w:tc>
-          <w:tcPr/>
-          <w:p>
-            <w:pPr>
-              <w:pStyle w:val="Compact"/>
-            </w:pPr>
-            <w:r>
-              <w:t xml:space="preserve">0.010</w:t>
-            </w:r>
-          </w:p>
-        </w:tc>
-        <w:tc>
-          <w:tcPr/>
-          <w:p>
-            <w:pPr>
-              <w:pStyle w:val="Compact"/>
-            </w:pPr>
-            <w:r>
-              <w:t xml:space="preserve">0.069</w:t>
-            </w:r>
-          </w:p>
-        </w:tc>
-        <w:tc>
-          <w:tcPr/>
-          <w:p>
-            <w:pPr>
-              <w:pStyle w:val="Compact"/>
-            </w:pPr>
-            <w:r>
-              <w:t xml:space="preserve">0.008</w:t>
-            </w:r>
-          </w:p>
-        </w:tc>
-        <w:tc>
-          <w:tcPr/>
-          <w:p>
-            <w:pPr>
-              <w:pStyle w:val="Compact"/>
-            </w:pPr>
-            <w:r>
-              <w:t xml:space="preserve">0.016</w:t>
+              <w:t xml:space="preserve">0.153</w:t>
+            </w:r>
+          </w:p>
+        </w:tc>
+        <w:tc>
+          <w:tcPr/>
+          <w:p>
+            <w:pPr>
+              <w:pStyle w:val="Compact"/>
+            </w:pPr>
+            <w:r>
+              <w:t xml:space="preserve">0.081</w:t>
+            </w:r>
+          </w:p>
+        </w:tc>
+        <w:tc>
+          <w:tcPr/>
+          <w:p>
+            <w:pPr>
+              <w:pStyle w:val="Compact"/>
+            </w:pPr>
+            <w:r>
+              <w:t xml:space="preserve">0.011</w:t>
+            </w:r>
+          </w:p>
+        </w:tc>
+        <w:tc>
+          <w:tcPr/>
+          <w:p>
+            <w:pPr>
+              <w:pStyle w:val="Compact"/>
+            </w:pPr>
+            <w:r>
+              <w:t xml:space="preserve">0.042</w:t>
+            </w:r>
+          </w:p>
+        </w:tc>
+        <w:tc>
+          <w:tcPr/>
+          <w:p>
+            <w:pPr>
+              <w:pStyle w:val="Compact"/>
+            </w:pPr>
+            <w:r>
+              <w:t xml:space="preserve">0.019</w:t>
             </w:r>
           </w:p>
         </w:tc>
@@ -1455,7 +923,18 @@
               <w:pStyle w:val="Compact"/>
             </w:pPr>
             <w:r>
-              <w:t xml:space="preserve">0.105</w:t>
+              <w:t xml:space="preserve">0.141</w:t>
+            </w:r>
+          </w:p>
+        </w:tc>
+        <w:tc>
+          <w:tcPr/>
+          <w:p>
+            <w:pPr>
+              <w:pStyle w:val="Compact"/>
+            </w:pPr>
+            <w:r>
+              <w:t xml:space="preserve">0.073</w:t>
             </w:r>
           </w:p>
         </w:tc>
@@ -1477,29 +956,18 @@
               <w:pStyle w:val="Compact"/>
             </w:pPr>
             <w:r>
-              <w:t xml:space="preserve">0.070</w:t>
-            </w:r>
-          </w:p>
-        </w:tc>
-        <w:tc>
-          <w:tcPr/>
-          <w:p>
-            <w:pPr>
-              <w:pStyle w:val="Compact"/>
-            </w:pPr>
-            <w:r>
-              <w:t xml:space="preserve">0.008</w:t>
-            </w:r>
-          </w:p>
-        </w:tc>
-        <w:tc>
-          <w:tcPr/>
-          <w:p>
-            <w:pPr>
-              <w:pStyle w:val="Compact"/>
-            </w:pPr>
-            <w:r>
-              <w:t xml:space="preserve">0.013</w:t>
+              <w:t xml:space="preserve">0.039</w:t>
+            </w:r>
+          </w:p>
+        </w:tc>
+        <w:tc>
+          <w:tcPr/>
+          <w:p>
+            <w:pPr>
+              <w:pStyle w:val="Compact"/>
+            </w:pPr>
+            <w:r>
+              <w:t xml:space="preserve">0.015</w:t>
             </w:r>
           </w:p>
         </w:tc>
@@ -1523,51 +991,51 @@
               <w:pStyle w:val="Compact"/>
             </w:pPr>
             <w:r>
-              <w:t xml:space="preserve">0.020</w:t>
-            </w:r>
-          </w:p>
-        </w:tc>
-        <w:tc>
-          <w:tcPr/>
-          <w:p>
-            <w:pPr>
-              <w:pStyle w:val="Compact"/>
-            </w:pPr>
-            <w:r>
-              <w:t xml:space="preserve">0.005</w:t>
-            </w:r>
-          </w:p>
-        </w:tc>
-        <w:tc>
-          <w:tcPr/>
-          <w:p>
-            <w:pPr>
-              <w:pStyle w:val="Compact"/>
-            </w:pPr>
-            <w:r>
-              <w:t xml:space="preserve">0.017</w:t>
-            </w:r>
-          </w:p>
-        </w:tc>
-        <w:tc>
-          <w:tcPr/>
-          <w:p>
-            <w:pPr>
-              <w:pStyle w:val="Compact"/>
-            </w:pPr>
-            <w:r>
-              <w:t xml:space="preserve">0.029</w:t>
-            </w:r>
-          </w:p>
-        </w:tc>
-        <w:tc>
-          <w:tcPr/>
-          <w:p>
-            <w:pPr>
-              <w:pStyle w:val="Compact"/>
-            </w:pPr>
-            <w:r>
-              <w:t xml:space="preserve">0.011</w:t>
+              <w:t xml:space="preserve">0.024</w:t>
+            </w:r>
+          </w:p>
+        </w:tc>
+        <w:tc>
+          <w:tcPr/>
+          <w:p>
+            <w:pPr>
+              <w:pStyle w:val="Compact"/>
+            </w:pPr>
+            <w:r>
+              <w:t xml:space="preserve">0.006</w:t>
+            </w:r>
+          </w:p>
+        </w:tc>
+        <w:tc>
+          <w:tcPr/>
+          <w:p>
+            <w:pPr>
+              <w:pStyle w:val="Compact"/>
+            </w:pPr>
+            <w:r>
+              <w:t xml:space="preserve">0.001</w:t>
+            </w:r>
+          </w:p>
+        </w:tc>
+        <w:tc>
+          <w:tcPr/>
+          <w:p>
+            <w:pPr>
+              <w:pStyle w:val="Compact"/>
+            </w:pPr>
+            <w:r>
+              <w:t xml:space="preserve">0.013</w:t>
+            </w:r>
+          </w:p>
+        </w:tc>
+        <w:tc>
+          <w:tcPr/>
+          <w:p>
+            <w:pPr>
+              <w:pStyle w:val="Compact"/>
+            </w:pPr>
+            <w:r>
+              <w:t xml:space="preserve">0.004</w:t>
             </w:r>
           </w:p>
         </w:tc>
@@ -1591,64 +1059,64 @@
               <w:pStyle w:val="Compact"/>
             </w:pPr>
             <w:r>
-              <w:t xml:space="preserve">0.049</w:t>
-            </w:r>
-          </w:p>
-        </w:tc>
-        <w:tc>
-          <w:tcPr/>
-          <w:p>
-            <w:pPr>
-              <w:pStyle w:val="Compact"/>
-            </w:pPr>
-            <w:r>
-              <w:t xml:space="preserve">0.001</w:t>
-            </w:r>
-          </w:p>
-        </w:tc>
-        <w:tc>
-          <w:tcPr/>
-          <w:p>
-            <w:pPr>
-              <w:pStyle w:val="Compact"/>
-            </w:pPr>
-            <w:r>
-              <w:t xml:space="preserve">0.071</w:t>
-            </w:r>
-          </w:p>
-        </w:tc>
-        <w:tc>
-          <w:tcPr/>
-          <w:p>
-            <w:pPr>
-              <w:pStyle w:val="Compact"/>
-            </w:pPr>
-            <w:r>
-              <w:t xml:space="preserve">0.008</w:t>
-            </w:r>
-          </w:p>
-        </w:tc>
-        <w:tc>
-          <w:tcPr/>
-          <w:p>
-            <w:pPr>
-              <w:pStyle w:val="Compact"/>
-            </w:pPr>
-            <w:r>
-              <w:t xml:space="preserve">0.021</w:t>
+              <w:t xml:space="preserve">0.092</w:t>
+            </w:r>
+          </w:p>
+        </w:tc>
+        <w:tc>
+          <w:tcPr/>
+          <w:p>
+            <w:pPr>
+              <w:pStyle w:val="Compact"/>
+            </w:pPr>
+            <w:r>
+              <w:t xml:space="preserve">0.025</w:t>
+            </w:r>
+          </w:p>
+        </w:tc>
+        <w:tc>
+          <w:tcPr/>
+          <w:p>
+            <w:pPr>
+              <w:pStyle w:val="Compact"/>
+            </w:pPr>
+            <w:r>
+              <w:t xml:space="preserve">0.000</w:t>
+            </w:r>
+          </w:p>
+        </w:tc>
+        <w:tc>
+          <w:tcPr/>
+          <w:p>
+            <w:pPr>
+              <w:pStyle w:val="Compact"/>
+            </w:pPr>
+            <w:r>
+              <w:t xml:space="preserve">0.056</w:t>
+            </w:r>
+          </w:p>
+        </w:tc>
+        <w:tc>
+          <w:tcPr/>
+          <w:p>
+            <w:pPr>
+              <w:pStyle w:val="Compact"/>
+            </w:pPr>
+            <w:r>
+              <w:t xml:space="preserve">0.011</w:t>
             </w:r>
           </w:p>
         </w:tc>
       </w:tr>
     </w:tbl>
-    <w:bookmarkEnd w:id="14"/>
-    <w:bookmarkStart w:id="15" w:name="X23e488279966c549e274f075baa36186ad288af"/>
+    <w:bookmarkEnd w:id="13"/>
+    <w:bookmarkStart w:id="14" w:name="X634dd3ff81887502b2782cae310508256641ea6"/>
     <w:p>
       <w:pPr>
         <w:pStyle w:val="Heading2"/>
       </w:pPr>
       <w:r>
-        <w:t xml:space="preserve">Supplementary Table S6 — Context interactions (framework predictors, cluster-robust, BH per family)</w:t>
+        <w:t xml:space="preserve">Supplementary Table S4 — Mixed vs clustered-OLS fixed effects</w:t>
       </w:r>
     </w:p>
     <w:p>
@@ -1656,889 +1124,11 @@
         <w:pStyle w:val="FirstParagraph"/>
       </w:pPr>
       <w:r>
-        <w:t xml:space="preserve">Same retained predictors as the nested models (4 structure + EVI + 2 GPP) × context. 168 terms; 11 survive BH. Script</w:t>
-      </w:r>
-      <w:r>
-        <w:t xml:space="preserve"> </w:t>
-      </w:r>
-      <w:r>
-        <w:rPr>
-          <w:rStyle w:val="VerbatimChar"/>
-        </w:rPr>
-        <w:t xml:space="preserve">158_o4_consistent.py</w:t>
-      </w:r>
-      <w:r>
-        <w:t xml:space="preserve">; full table</w:t>
-      </w:r>
-      <w:r>
-        <w:t xml:space="preserve"> </w:t>
-      </w:r>
-      <w:r>
-        <w:rPr>
-          <w:rStyle w:val="VerbatimChar"/>
-        </w:rPr>
-        <w:t xml:space="preserve">results/O0_framework/o4_interactions_consistent.csv</w:t>
-      </w:r>
-      <w:r>
-        <w:t xml:space="preserve">.</w:t>
+        <w:t xml:space="preserve">Site random-intercept variance estimated at 0 (singular); standardized fixed-effect coefficients closely similar (mean |Δ| = 0.03, max |Δ| = 0.05, r = 0.93 across 14 RS predictors).</w:t>
       </w:r>
     </w:p>
-    <w:tbl>
-      <w:tblPr>
-        <w:tblStyle w:val="Table"/>
-        <w:tblW w:type="auto" w:w="0"/>
-        <w:tblLook w:firstRow="1" w:lastRow="0" w:firstColumn="0" w:lastColumn="0" w:noHBand="0" w:noVBand="0" w:val="0020"/>
-      </w:tblPr>
-      <w:tblGrid>
-        <w:gridCol w:w="1320"/>
-        <w:gridCol w:w="1320"/>
-        <w:gridCol w:w="1320"/>
-        <w:gridCol w:w="1320"/>
-        <w:gridCol w:w="1320"/>
-        <w:gridCol w:w="1320"/>
-      </w:tblGrid>
-      <w:tr>
-        <w:trPr>
-          <w:tblHeader w:val="on"/>
-        </w:trPr>
-        <w:tc>
-          <w:tcPr/>
-          <w:p>
-            <w:pPr>
-              <w:pStyle w:val="Compact"/>
-            </w:pPr>
-            <w:r>
-              <w:t xml:space="preserve">family</w:t>
-            </w:r>
-          </w:p>
-        </w:tc>
-        <w:tc>
-          <w:tcPr/>
-          <w:p>
-            <w:pPr>
-              <w:pStyle w:val="Compact"/>
-            </w:pPr>
-            <w:r>
-              <w:t xml:space="preserve">context</w:t>
-            </w:r>
-          </w:p>
-        </w:tc>
-        <w:tc>
-          <w:tcPr/>
-          <w:p>
-            <w:pPr>
-              <w:pStyle w:val="Compact"/>
-            </w:pPr>
-            <w:r>
-              <w:t xml:space="preserve">response</w:t>
-            </w:r>
-          </w:p>
-        </w:tc>
-        <w:tc>
-          <w:tcPr/>
-          <w:p>
-            <w:pPr>
-              <w:pStyle w:val="Compact"/>
-            </w:pPr>
-            <w:r>
-              <w:t xml:space="preserve">predictor</w:t>
-            </w:r>
-          </w:p>
-        </w:tc>
-        <w:tc>
-          <w:tcPr/>
-          <w:p>
-            <w:pPr>
-              <w:pStyle w:val="Compact"/>
-            </w:pPr>
-            <w:r>
-              <w:t xml:space="preserve">β interaction</w:t>
-            </w:r>
-          </w:p>
-        </w:tc>
-        <w:tc>
-          <w:tcPr/>
-          <w:p>
-            <w:pPr>
-              <w:pStyle w:val="Compact"/>
-            </w:pPr>
-            <w:r>
-              <w:t xml:space="preserve">q</w:t>
-            </w:r>
-          </w:p>
-        </w:tc>
-      </w:tr>
-      <w:tr>
-        <w:tc>
-          <w:tcPr/>
-          <w:p>
-            <w:pPr>
-              <w:pStyle w:val="Compact"/>
-            </w:pPr>
-            <w:r>
-              <w:t xml:space="preserve">stand age</w:t>
-            </w:r>
-          </w:p>
-        </w:tc>
-        <w:tc>
-          <w:tcPr/>
-          <w:p>
-            <w:pPr>
-              <w:pStyle w:val="Compact"/>
-            </w:pPr>
-            <w:r>
-              <w:t xml:space="preserve">stand_age</w:t>
-            </w:r>
-          </w:p>
-        </w:tc>
-        <w:tc>
-          <w:tcPr/>
-          <w:p>
-            <w:pPr>
-              <w:pStyle w:val="Compact"/>
-            </w:pPr>
-            <w:r>
-              <w:t xml:space="preserve">Hill q1</w:t>
-            </w:r>
-          </w:p>
-        </w:tc>
-        <w:tc>
-          <w:tcPr/>
-          <w:p>
-            <w:pPr>
-              <w:pStyle w:val="Compact"/>
-            </w:pPr>
-            <w:r>
-              <w:t xml:space="preserve">MODIS GPP</w:t>
-            </w:r>
-          </w:p>
-        </w:tc>
-        <w:tc>
-          <w:tcPr/>
-          <w:p>
-            <w:pPr>
-              <w:pStyle w:val="Compact"/>
-            </w:pPr>
-            <w:r>
-              <w:t xml:space="preserve">+0.093</w:t>
-            </w:r>
-          </w:p>
-        </w:tc>
-        <w:tc>
-          <w:tcPr/>
-          <w:p>
-            <w:pPr>
-              <w:pStyle w:val="Compact"/>
-            </w:pPr>
-            <w:r>
-              <w:t xml:space="preserve">0.008</w:t>
-            </w:r>
-          </w:p>
-        </w:tc>
-      </w:tr>
-      <w:tr>
-        <w:tc>
-          <w:tcPr/>
-          <w:p>
-            <w:pPr>
-              <w:pStyle w:val="Compact"/>
-            </w:pPr>
-            <w:r>
-              <w:t xml:space="preserve">stand age</w:t>
-            </w:r>
-          </w:p>
-        </w:tc>
-        <w:tc>
-          <w:tcPr/>
-          <w:p>
-            <w:pPr>
-              <w:pStyle w:val="Compact"/>
-            </w:pPr>
-            <w:r>
-              <w:t xml:space="preserve">stand_age</w:t>
-            </w:r>
-          </w:p>
-        </w:tc>
-        <w:tc>
-          <w:tcPr/>
-          <w:p>
-            <w:pPr>
-              <w:pStyle w:val="Compact"/>
-            </w:pPr>
-            <w:r>
-              <w:t xml:space="preserve">Hill q1</w:t>
-            </w:r>
-          </w:p>
-        </w:tc>
-        <w:tc>
-          <w:tcPr/>
-          <w:p>
-            <w:pPr>
-              <w:pStyle w:val="Compact"/>
-            </w:pPr>
-            <w:r>
-              <w:t xml:space="preserve">PML GPP</w:t>
-            </w:r>
-          </w:p>
-        </w:tc>
-        <w:tc>
-          <w:tcPr/>
-          <w:p>
-            <w:pPr>
-              <w:pStyle w:val="Compact"/>
-            </w:pPr>
-            <w:r>
-              <w:t xml:space="preserve">+0.063</w:t>
-            </w:r>
-          </w:p>
-        </w:tc>
-        <w:tc>
-          <w:tcPr/>
-          <w:p>
-            <w:pPr>
-              <w:pStyle w:val="Compact"/>
-            </w:pPr>
-            <w:r>
-              <w:t xml:space="preserve">0.013</w:t>
-            </w:r>
-          </w:p>
-        </w:tc>
-      </w:tr>
-      <w:tr>
-        <w:tc>
-          <w:tcPr/>
-          <w:p>
-            <w:pPr>
-              <w:pStyle w:val="Compact"/>
-            </w:pPr>
-            <w:r>
-              <w:t xml:space="preserve">stand age</w:t>
-            </w:r>
-          </w:p>
-        </w:tc>
-        <w:tc>
-          <w:tcPr/>
-          <w:p>
-            <w:pPr>
-              <w:pStyle w:val="Compact"/>
-            </w:pPr>
-            <w:r>
-              <w:t xml:space="preserve">stand_age</w:t>
-            </w:r>
-          </w:p>
-        </w:tc>
-        <w:tc>
-          <w:tcPr/>
-          <w:p>
-            <w:pPr>
-              <w:pStyle w:val="Compact"/>
-            </w:pPr>
-            <w:r>
-              <w:t xml:space="preserve">Hill q2</w:t>
-            </w:r>
-          </w:p>
-        </w:tc>
-        <w:tc>
-          <w:tcPr/>
-          <w:p>
-            <w:pPr>
-              <w:pStyle w:val="Compact"/>
-            </w:pPr>
-            <w:r>
-              <w:t xml:space="preserve">MODIS GPP</w:t>
-            </w:r>
-          </w:p>
-        </w:tc>
-        <w:tc>
-          <w:tcPr/>
-          <w:p>
-            <w:pPr>
-              <w:pStyle w:val="Compact"/>
-            </w:pPr>
-            <w:r>
-              <w:t xml:space="preserve">+0.084</w:t>
-            </w:r>
-          </w:p>
-        </w:tc>
-        <w:tc>
-          <w:tcPr/>
-          <w:p>
-            <w:pPr>
-              <w:pStyle w:val="Compact"/>
-            </w:pPr>
-            <w:r>
-              <w:t xml:space="preserve">0.008</w:t>
-            </w:r>
-          </w:p>
-        </w:tc>
-      </w:tr>
-      <w:tr>
-        <w:tc>
-          <w:tcPr/>
-          <w:p>
-            <w:pPr>
-              <w:pStyle w:val="Compact"/>
-            </w:pPr>
-            <w:r>
-              <w:t xml:space="preserve">stand age</w:t>
-            </w:r>
-          </w:p>
-        </w:tc>
-        <w:tc>
-          <w:tcPr/>
-          <w:p>
-            <w:pPr>
-              <w:pStyle w:val="Compact"/>
-            </w:pPr>
-            <w:r>
-              <w:t xml:space="preserve">stand_age</w:t>
-            </w:r>
-          </w:p>
-        </w:tc>
-        <w:tc>
-          <w:tcPr/>
-          <w:p>
-            <w:pPr>
-              <w:pStyle w:val="Compact"/>
-            </w:pPr>
-            <w:r>
-              <w:t xml:space="preserve">Hill q2</w:t>
-            </w:r>
-          </w:p>
-        </w:tc>
-        <w:tc>
-          <w:tcPr/>
-          <w:p>
-            <w:pPr>
-              <w:pStyle w:val="Compact"/>
-            </w:pPr>
-            <w:r>
-              <w:t xml:space="preserve">PML GPP</w:t>
-            </w:r>
-          </w:p>
-        </w:tc>
-        <w:tc>
-          <w:tcPr/>
-          <w:p>
-            <w:pPr>
-              <w:pStyle w:val="Compact"/>
-            </w:pPr>
-            <w:r>
-              <w:t xml:space="preserve">+0.056</w:t>
-            </w:r>
-          </w:p>
-        </w:tc>
-        <w:tc>
-          <w:tcPr/>
-          <w:p>
-            <w:pPr>
-              <w:pStyle w:val="Compact"/>
-            </w:pPr>
-            <w:r>
-              <w:t xml:space="preserve">0.017</w:t>
-            </w:r>
-          </w:p>
-        </w:tc>
-      </w:tr>
-      <w:tr>
-        <w:tc>
-          <w:tcPr/>
-          <w:p>
-            <w:pPr>
-              <w:pStyle w:val="Compact"/>
-            </w:pPr>
-            <w:r>
-              <w:t xml:space="preserve">disturbance</w:t>
-            </w:r>
-          </w:p>
-        </w:tc>
-        <w:tc>
-          <w:tcPr/>
-          <w:p>
-            <w:pPr>
-              <w:pStyle w:val="Compact"/>
-            </w:pPr>
-            <w:r>
-              <w:t xml:space="preserve">severity</w:t>
-            </w:r>
-          </w:p>
-        </w:tc>
-        <w:tc>
-          <w:tcPr/>
-          <w:p>
-            <w:pPr>
-              <w:pStyle w:val="Compact"/>
-            </w:pPr>
-            <w:r>
-              <w:t xml:space="preserve">Hill q1</w:t>
-            </w:r>
-          </w:p>
-        </w:tc>
-        <w:tc>
-          <w:tcPr/>
-          <w:p>
-            <w:pPr>
-              <w:pStyle w:val="Compact"/>
-            </w:pPr>
-            <w:r>
-              <w:t xml:space="preserve">VCI</w:t>
-            </w:r>
-          </w:p>
-        </w:tc>
-        <w:tc>
-          <w:tcPr/>
-          <w:p>
-            <w:pPr>
-              <w:pStyle w:val="Compact"/>
-            </w:pPr>
-            <w:r>
-              <w:t xml:space="preserve">−0.078</w:t>
-            </w:r>
-          </w:p>
-        </w:tc>
-        <w:tc>
-          <w:tcPr/>
-          <w:p>
-            <w:pPr>
-              <w:pStyle w:val="Compact"/>
-            </w:pPr>
-            <w:r>
-              <w:t xml:space="preserve">0.021</w:t>
-            </w:r>
-          </w:p>
-        </w:tc>
-      </w:tr>
-      <w:tr>
-        <w:tc>
-          <w:tcPr/>
-          <w:p>
-            <w:pPr>
-              <w:pStyle w:val="Compact"/>
-            </w:pPr>
-            <w:r>
-              <w:t xml:space="preserve">disturbance</w:t>
-            </w:r>
-          </w:p>
-        </w:tc>
-        <w:tc>
-          <w:tcPr/>
-          <w:p>
-            <w:pPr>
-              <w:pStyle w:val="Compact"/>
-            </w:pPr>
-            <w:r>
-              <w:t xml:space="preserve">severity</w:t>
-            </w:r>
-          </w:p>
-        </w:tc>
-        <w:tc>
-          <w:tcPr/>
-          <w:p>
-            <w:pPr>
-              <w:pStyle w:val="Compact"/>
-            </w:pPr>
-            <w:r>
-              <w:t xml:space="preserve">Hill q1</w:t>
-            </w:r>
-          </w:p>
-        </w:tc>
-        <w:tc>
-          <w:tcPr/>
-          <w:p>
-            <w:pPr>
-              <w:pStyle w:val="Compact"/>
-            </w:pPr>
-            <w:r>
-              <w:t xml:space="preserve">LAI</w:t>
-            </w:r>
-          </w:p>
-        </w:tc>
-        <w:tc>
-          <w:tcPr/>
-          <w:p>
-            <w:pPr>
-              <w:pStyle w:val="Compact"/>
-            </w:pPr>
-            <w:r>
-              <w:t xml:space="preserve">−0.112</w:t>
-            </w:r>
-          </w:p>
-        </w:tc>
-        <w:tc>
-          <w:tcPr/>
-          <w:p>
-            <w:pPr>
-              <w:pStyle w:val="Compact"/>
-            </w:pPr>
-            <w:r>
-              <w:t xml:space="preserve">0.028</w:t>
-            </w:r>
-          </w:p>
-        </w:tc>
-      </w:tr>
-      <w:tr>
-        <w:tc>
-          <w:tcPr/>
-          <w:p>
-            <w:pPr>
-              <w:pStyle w:val="Compact"/>
-            </w:pPr>
-            <w:r>
-              <w:t xml:space="preserve">disturbance</w:t>
-            </w:r>
-          </w:p>
-        </w:tc>
-        <w:tc>
-          <w:tcPr/>
-          <w:p>
-            <w:pPr>
-              <w:pStyle w:val="Compact"/>
-            </w:pPr>
-            <w:r>
-              <w:t xml:space="preserve">severity</w:t>
-            </w:r>
-          </w:p>
-        </w:tc>
-        <w:tc>
-          <w:tcPr/>
-          <w:p>
-            <w:pPr>
-              <w:pStyle w:val="Compact"/>
-            </w:pPr>
-            <w:r>
-              <w:t xml:space="preserve">Hill q2</w:t>
-            </w:r>
-          </w:p>
-        </w:tc>
-        <w:tc>
-          <w:tcPr/>
-          <w:p>
-            <w:pPr>
-              <w:pStyle w:val="Compact"/>
-            </w:pPr>
-            <w:r>
-              <w:t xml:space="preserve">VCI</w:t>
-            </w:r>
-          </w:p>
-        </w:tc>
-        <w:tc>
-          <w:tcPr/>
-          <w:p>
-            <w:pPr>
-              <w:pStyle w:val="Compact"/>
-            </w:pPr>
-            <w:r>
-              <w:t xml:space="preserve">−0.067</w:t>
-            </w:r>
-          </w:p>
-        </w:tc>
-        <w:tc>
-          <w:tcPr/>
-          <w:p>
-            <w:pPr>
-              <w:pStyle w:val="Compact"/>
-            </w:pPr>
-            <w:r>
-              <w:t xml:space="preserve">0.022</w:t>
-            </w:r>
-          </w:p>
-        </w:tc>
-      </w:tr>
-      <w:tr>
-        <w:tc>
-          <w:tcPr/>
-          <w:p>
-            <w:pPr>
-              <w:pStyle w:val="Compact"/>
-            </w:pPr>
-            <w:r>
-              <w:t xml:space="preserve">disturbance</w:t>
-            </w:r>
-          </w:p>
-        </w:tc>
-        <w:tc>
-          <w:tcPr/>
-          <w:p>
-            <w:pPr>
-              <w:pStyle w:val="Compact"/>
-            </w:pPr>
-            <w:r>
-              <w:t xml:space="preserve">severity</w:t>
-            </w:r>
-          </w:p>
-        </w:tc>
-        <w:tc>
-          <w:tcPr/>
-          <w:p>
-            <w:pPr>
-              <w:pStyle w:val="Compact"/>
-            </w:pPr>
-            <w:r>
-              <w:t xml:space="preserve">Hill q2</w:t>
-            </w:r>
-          </w:p>
-        </w:tc>
-        <w:tc>
-          <w:tcPr/>
-          <w:p>
-            <w:pPr>
-              <w:pStyle w:val="Compact"/>
-            </w:pPr>
-            <w:r>
-              <w:t xml:space="preserve">LAI</w:t>
-            </w:r>
-          </w:p>
-        </w:tc>
-        <w:tc>
-          <w:tcPr/>
-          <w:p>
-            <w:pPr>
-              <w:pStyle w:val="Compact"/>
-            </w:pPr>
-            <w:r>
-              <w:t xml:space="preserve">−0.109</w:t>
-            </w:r>
-          </w:p>
-        </w:tc>
-        <w:tc>
-          <w:tcPr/>
-          <w:p>
-            <w:pPr>
-              <w:pStyle w:val="Compact"/>
-            </w:pPr>
-            <w:r>
-              <w:t xml:space="preserve">0.022</w:t>
-            </w:r>
-          </w:p>
-        </w:tc>
-      </w:tr>
-      <w:tr>
-        <w:tc>
-          <w:tcPr/>
-          <w:p>
-            <w:pPr>
-              <w:pStyle w:val="Compact"/>
-            </w:pPr>
-            <w:r>
-              <w:t xml:space="preserve">disturbance</w:t>
-            </w:r>
-          </w:p>
-        </w:tc>
-        <w:tc>
-          <w:tcPr/>
-          <w:p>
-            <w:pPr>
-              <w:pStyle w:val="Compact"/>
-            </w:pPr>
-            <w:r>
-              <w:t xml:space="preserve">recency</w:t>
-            </w:r>
-          </w:p>
-        </w:tc>
-        <w:tc>
-          <w:tcPr/>
-          <w:p>
-            <w:pPr>
-              <w:pStyle w:val="Compact"/>
-            </w:pPr>
-            <w:r>
-              <w:t xml:space="preserve">Hill q1</w:t>
-            </w:r>
-          </w:p>
-        </w:tc>
-        <w:tc>
-          <w:tcPr/>
-          <w:p>
-            <w:pPr>
-              <w:pStyle w:val="Compact"/>
-            </w:pPr>
-            <w:r>
-              <w:t xml:space="preserve">VCI</w:t>
-            </w:r>
-          </w:p>
-        </w:tc>
-        <w:tc>
-          <w:tcPr/>
-          <w:p>
-            <w:pPr>
-              <w:pStyle w:val="Compact"/>
-            </w:pPr>
-            <w:r>
-              <w:t xml:space="preserve">−0.175</w:t>
-            </w:r>
-          </w:p>
-        </w:tc>
-        <w:tc>
-          <w:tcPr/>
-          <w:p>
-            <w:pPr>
-              <w:pStyle w:val="Compact"/>
-            </w:pPr>
-            <w:r>
-              <w:t xml:space="preserve">0.021</w:t>
-            </w:r>
-          </w:p>
-        </w:tc>
-      </w:tr>
-      <w:tr>
-        <w:tc>
-          <w:tcPr/>
-          <w:p>
-            <w:pPr>
-              <w:pStyle w:val="Compact"/>
-            </w:pPr>
-            <w:r>
-              <w:t xml:space="preserve">disturbance</w:t>
-            </w:r>
-          </w:p>
-        </w:tc>
-        <w:tc>
-          <w:tcPr/>
-          <w:p>
-            <w:pPr>
-              <w:pStyle w:val="Compact"/>
-            </w:pPr>
-            <w:r>
-              <w:t xml:space="preserve">recency</w:t>
-            </w:r>
-          </w:p>
-        </w:tc>
-        <w:tc>
-          <w:tcPr/>
-          <w:p>
-            <w:pPr>
-              <w:pStyle w:val="Compact"/>
-            </w:pPr>
-            <w:r>
-              <w:t xml:space="preserve">Hill q2</w:t>
-            </w:r>
-          </w:p>
-        </w:tc>
-        <w:tc>
-          <w:tcPr/>
-          <w:p>
-            <w:pPr>
-              <w:pStyle w:val="Compact"/>
-            </w:pPr>
-            <w:r>
-              <w:t xml:space="preserve">VCI</w:t>
-            </w:r>
-          </w:p>
-        </w:tc>
-        <w:tc>
-          <w:tcPr/>
-          <w:p>
-            <w:pPr>
-              <w:pStyle w:val="Compact"/>
-            </w:pPr>
-            <w:r>
-              <w:t xml:space="preserve">−0.165</w:t>
-            </w:r>
-          </w:p>
-        </w:tc>
-        <w:tc>
-          <w:tcPr/>
-          <w:p>
-            <w:pPr>
-              <w:pStyle w:val="Compact"/>
-            </w:pPr>
-            <w:r>
-              <w:t xml:space="preserve">0.021</w:t>
-            </w:r>
-          </w:p>
-        </w:tc>
-      </w:tr>
-      <w:tr>
-        <w:tc>
-          <w:tcPr/>
-          <w:p>
-            <w:pPr>
-              <w:pStyle w:val="Compact"/>
-            </w:pPr>
-            <w:r>
-              <w:t xml:space="preserve">land use</w:t>
-            </w:r>
-          </w:p>
-        </w:tc>
-        <w:tc>
-          <w:tcPr/>
-          <w:p>
-            <w:pPr>
-              <w:pStyle w:val="Compact"/>
-            </w:pPr>
-            <w:r>
-              <w:t xml:space="preserve">forest fraction</w:t>
-            </w:r>
-          </w:p>
-        </w:tc>
-        <w:tc>
-          <w:tcPr/>
-          <w:p>
-            <w:pPr>
-              <w:pStyle w:val="Compact"/>
-            </w:pPr>
-            <w:r>
-              <w:t xml:space="preserve">turnover</w:t>
-            </w:r>
-          </w:p>
-        </w:tc>
-        <w:tc>
-          <w:tcPr/>
-          <w:p>
-            <w:pPr>
-              <w:pStyle w:val="Compact"/>
-            </w:pPr>
-            <w:r>
-              <w:t xml:space="preserve">EVI</w:t>
-            </w:r>
-          </w:p>
-        </w:tc>
-        <w:tc>
-          <w:tcPr/>
-          <w:p>
-            <w:pPr>
-              <w:pStyle w:val="Compact"/>
-            </w:pPr>
-            <w:r>
-              <w:t xml:space="preserve">−0.064</w:t>
-            </w:r>
-          </w:p>
-        </w:tc>
-        <w:tc>
-          <w:tcPr/>
-          <w:p>
-            <w:pPr>
-              <w:pStyle w:val="Compact"/>
-            </w:pPr>
-            <w:r>
-              <w:t xml:space="preserve">&lt;0.01</w:t>
-            </w:r>
-          </w:p>
-        </w:tc>
-      </w:tr>
-    </w:tbl>
-    <w:p>
-      <w:pPr>
-        <w:pStyle w:val="BodyText"/>
-      </w:pPr>
-      <w:r>
-        <w:t xml:space="preserve">Interpretation: productivity–diversity coupling strengthens with stand age (positive GPP×age); structure–diversity coupling weakens with disturbance severity/recency (negative); EVI–turnover association modified by forest cover. (Supersedes the earlier SAVI-inclusive</w:t>
-      </w:r>
-      <w:r>
-        <w:t xml:space="preserve"> </w:t>
-      </w:r>
-      <w:r>
-        <w:rPr>
-          <w:rStyle w:val="VerbatimChar"/>
-        </w:rPr>
-        <w:t xml:space="preserve">interaction_fdr.csv</w:t>
-      </w:r>
-      <w:r>
-        <w:t xml:space="preserve">, which was not predictor-consistent with the nested models.)</w:t>
-      </w:r>
-    </w:p>
-    <w:bookmarkEnd w:id="15"/>
-    <w:bookmarkStart w:id="16" w:name="X1fad0d12d55790b26f47c8484d3b03bdf3db861"/>
+    <w:bookmarkEnd w:id="14"/>
+    <w:bookmarkStart w:id="15" w:name="X1fad0d12d55790b26f47c8484d3b03bdf3db861"/>
     <w:p>
       <w:pPr>
         <w:pStyle w:val="Heading2"/>
@@ -2561,7 +1151,7 @@
         <w:t xml:space="preserve">data/site_climate_neon.csv</w:t>
       </w:r>
       <w:r>
-        <w:t xml:space="preserve">; script</w:t>
+        <w:t xml:space="preserve">). Domain and continuous climate are collinear, so climate is used as an alternative baseline rather than an additional covariate. Source:</w:t>
       </w:r>
       <w:r>
         <w:t xml:space="preserve"> </w:t>
@@ -2570,10 +1160,22 @@
         <w:rPr>
           <w:rStyle w:val="VerbatimChar"/>
         </w:rPr>
-        <w:t xml:space="preserve">156_climate_baseline.py</w:t>
-      </w:r>
-      <w:r>
-        <w:t xml:space="preserve">). Domain and continuous climate are collinear, so climate is used as an alternative baseline. All climate VIF &lt; 1.3.</w:t>
+        <w:t xml:space="preserve">climate_species_energy.csv</w:t>
+      </w:r>
+      <w:r>
+        <w:t xml:space="preserve">,</w:t>
+      </w:r>
+      <w:r>
+        <w:t xml:space="preserve"> </w:t>
+      </w:r>
+      <w:r>
+        <w:rPr>
+          <w:rStyle w:val="VerbatimChar"/>
+        </w:rPr>
+        <w:t xml:space="preserve">climate_nested_compare.csv</w:t>
+      </w:r>
+      <w:r>
+        <w:t xml:space="preserve">.</w:t>
       </w:r>
     </w:p>
     <w:p>
@@ -2585,7 +1187,7 @@
           <w:b/>
           <w:bCs/>
         </w:rPr>
-        <w:t xml:space="preserve">(a) Does GPP add beyond climate alone? (species–energy is not a climate artifact)</w:t>
+        <w:t xml:space="preserve">(a) Does GPP add beyond climate alone? (the species–energy signal is not a climate artifact)</w:t>
       </w:r>
     </w:p>
     <w:tbl>
@@ -2693,7 +1295,7 @@
               <w:pStyle w:val="Compact"/>
             </w:pPr>
             <w:r>
-              <w:t xml:space="preserve">0.071</w:t>
+              <w:t xml:space="preserve">0.052</w:t>
             </w:r>
           </w:p>
         </w:tc>
@@ -2708,18 +1310,18 @@
                 <w:b/>
                 <w:bCs/>
               </w:rPr>
-              <w:t xml:space="preserve">0.180</w:t>
-            </w:r>
-          </w:p>
-        </w:tc>
-        <w:tc>
-          <w:tcPr/>
-          <w:p>
-            <w:pPr>
-              <w:pStyle w:val="Compact"/>
-            </w:pPr>
-            <w:r>
-              <w:t xml:space="preserve">&lt;0.001</w:t>
+              <w:t xml:space="preserve">0.209</w:t>
+            </w:r>
+          </w:p>
+        </w:tc>
+        <w:tc>
+          <w:tcPr/>
+          <w:p>
+            <w:pPr>
+              <w:pStyle w:val="Compact"/>
+            </w:pPr>
+            <w:r>
+              <w:t xml:space="preserve">1.4e-35</w:t>
             </w:r>
           </w:p>
         </w:tc>
@@ -2734,18 +1336,18 @@
                 <w:b/>
                 <w:bCs/>
               </w:rPr>
-              <w:t xml:space="preserve">+0.197</w:t>
-            </w:r>
-          </w:p>
-        </w:tc>
-        <w:tc>
-          <w:tcPr/>
-          <w:p>
-            <w:pPr>
-              <w:pStyle w:val="Compact"/>
-            </w:pPr>
-            <w:r>
-              <w:t xml:space="preserve">0.019</w:t>
+              <w:t xml:space="preserve">+0.240</w:t>
+            </w:r>
+          </w:p>
+        </w:tc>
+        <w:tc>
+          <w:tcPr/>
+          <w:p>
+            <w:pPr>
+              <w:pStyle w:val="Compact"/>
+            </w:pPr>
+            <w:r>
+              <w:t xml:space="preserve">0.033</w:t>
             </w:r>
           </w:p>
         </w:tc>
@@ -2769,51 +1371,51 @@
               <w:pStyle w:val="Compact"/>
             </w:pPr>
             <w:r>
-              <w:t xml:space="preserve">0.055</w:t>
-            </w:r>
-          </w:p>
-        </w:tc>
-        <w:tc>
-          <w:tcPr/>
-          <w:p>
-            <w:pPr>
-              <w:pStyle w:val="Compact"/>
-            </w:pPr>
-            <w:r>
-              <w:t xml:space="preserve">0.159</w:t>
-            </w:r>
-          </w:p>
-        </w:tc>
-        <w:tc>
-          <w:tcPr/>
-          <w:p>
-            <w:pPr>
-              <w:pStyle w:val="Compact"/>
-            </w:pPr>
-            <w:r>
-              <w:t xml:space="preserve">&lt;0.001</w:t>
-            </w:r>
-          </w:p>
-        </w:tc>
-        <w:tc>
-          <w:tcPr/>
-          <w:p>
-            <w:pPr>
-              <w:pStyle w:val="Compact"/>
-            </w:pPr>
-            <w:r>
-              <w:t xml:space="preserve">+0.165</w:t>
-            </w:r>
-          </w:p>
-        </w:tc>
-        <w:tc>
-          <w:tcPr/>
-          <w:p>
-            <w:pPr>
-              <w:pStyle w:val="Compact"/>
-            </w:pPr>
-            <w:r>
-              <w:t xml:space="preserve">0.039</w:t>
+              <w:t xml:space="preserve">0.053</w:t>
+            </w:r>
+          </w:p>
+        </w:tc>
+        <w:tc>
+          <w:tcPr/>
+          <w:p>
+            <w:pPr>
+              <w:pStyle w:val="Compact"/>
+            </w:pPr>
+            <w:r>
+              <w:t xml:space="preserve">0.185</w:t>
+            </w:r>
+          </w:p>
+        </w:tc>
+        <w:tc>
+          <w:tcPr/>
+          <w:p>
+            <w:pPr>
+              <w:pStyle w:val="Compact"/>
+            </w:pPr>
+            <w:r>
+              <w:t xml:space="preserve">3.4e-31</w:t>
+            </w:r>
+          </w:p>
+        </w:tc>
+        <w:tc>
+          <w:tcPr/>
+          <w:p>
+            <w:pPr>
+              <w:pStyle w:val="Compact"/>
+            </w:pPr>
+            <w:r>
+              <w:t xml:space="preserve">+0.205</w:t>
+            </w:r>
+          </w:p>
+        </w:tc>
+        <w:tc>
+          <w:tcPr/>
+          <w:p>
+            <w:pPr>
+              <w:pStyle w:val="Compact"/>
+            </w:pPr>
+            <w:r>
+              <w:t xml:space="preserve">0.049</w:t>
             </w:r>
           </w:p>
         </w:tc>
@@ -2837,51 +1439,51 @@
               <w:pStyle w:val="Compact"/>
             </w:pPr>
             <w:r>
-              <w:t xml:space="preserve">0.339</w:t>
-            </w:r>
-          </w:p>
-        </w:tc>
-        <w:tc>
-          <w:tcPr/>
-          <w:p>
-            <w:pPr>
-              <w:pStyle w:val="Compact"/>
-            </w:pPr>
-            <w:r>
-              <w:t xml:space="preserve">0.140</w:t>
-            </w:r>
-          </w:p>
-        </w:tc>
-        <w:tc>
-          <w:tcPr/>
-          <w:p>
-            <w:pPr>
-              <w:pStyle w:val="Compact"/>
-            </w:pPr>
-            <w:r>
-              <w:t xml:space="preserve">&lt;0.001</w:t>
-            </w:r>
-          </w:p>
-        </w:tc>
-        <w:tc>
-          <w:tcPr/>
-          <w:p>
-            <w:pPr>
-              <w:pStyle w:val="Compact"/>
-            </w:pPr>
-            <w:r>
-              <w:t xml:space="preserve">+0.026</w:t>
-            </w:r>
-          </w:p>
-        </w:tc>
-        <w:tc>
-          <w:tcPr/>
-          <w:p>
-            <w:pPr>
-              <w:pStyle w:val="Compact"/>
-            </w:pPr>
-            <w:r>
-              <w:t xml:space="preserve">0.141</w:t>
+              <w:t xml:space="preserve">0.153</w:t>
+            </w:r>
+          </w:p>
+        </w:tc>
+        <w:tc>
+          <w:tcPr/>
+          <w:p>
+            <w:pPr>
+              <w:pStyle w:val="Compact"/>
+            </w:pPr>
+            <w:r>
+              <w:t xml:space="preserve">0.200</w:t>
+            </w:r>
+          </w:p>
+        </w:tc>
+        <w:tc>
+          <w:tcPr/>
+          <w:p>
+            <w:pPr>
+              <w:pStyle w:val="Compact"/>
+            </w:pPr>
+            <w:r>
+              <w:t xml:space="preserve">1.3e-34</w:t>
+            </w:r>
+          </w:p>
+        </w:tc>
+        <w:tc>
+          <w:tcPr/>
+          <w:p>
+            <w:pPr>
+              <w:pStyle w:val="Compact"/>
+            </w:pPr>
+            <w:r>
+              <w:t xml:space="preserve">+0.056</w:t>
+            </w:r>
+          </w:p>
+        </w:tc>
+        <w:tc>
+          <w:tcPr/>
+          <w:p>
+            <w:pPr>
+              <w:pStyle w:val="Compact"/>
+            </w:pPr>
+            <w:r>
+              <w:t xml:space="preserve">0.128</w:t>
             </w:r>
           </w:p>
         </w:tc>
@@ -2905,51 +1507,51 @@
               <w:pStyle w:val="Compact"/>
             </w:pPr>
             <w:r>
-              <w:t xml:space="preserve">0.022</w:t>
-            </w:r>
-          </w:p>
-        </w:tc>
-        <w:tc>
-          <w:tcPr/>
-          <w:p>
-            <w:pPr>
-              <w:pStyle w:val="Compact"/>
-            </w:pPr>
-            <w:r>
-              <w:t xml:space="preserve">0.027</w:t>
-            </w:r>
-          </w:p>
-        </w:tc>
-        <w:tc>
-          <w:tcPr/>
-          <w:p>
-            <w:pPr>
-              <w:pStyle w:val="Compact"/>
-            </w:pPr>
-            <w:r>
-              <w:t xml:space="preserve">0.003</w:t>
-            </w:r>
-          </w:p>
-        </w:tc>
-        <w:tc>
-          <w:tcPr/>
-          <w:p>
-            <w:pPr>
-              <w:pStyle w:val="Compact"/>
-            </w:pPr>
-            <w:r>
-              <w:t xml:space="preserve">−0.014</w:t>
-            </w:r>
-          </w:p>
-        </w:tc>
-        <w:tc>
-          <w:tcPr/>
-          <w:p>
-            <w:pPr>
-              <w:pStyle w:val="Compact"/>
-            </w:pPr>
-            <w:r>
-              <w:t xml:space="preserve">0.061</w:t>
+              <w:t xml:space="preserve">0.094</w:t>
+            </w:r>
+          </w:p>
+        </w:tc>
+        <w:tc>
+          <w:tcPr/>
+          <w:p>
+            <w:pPr>
+              <w:pStyle w:val="Compact"/>
+            </w:pPr>
+            <w:r>
+              <w:t xml:space="preserve">0.056</w:t>
+            </w:r>
+          </w:p>
+        </w:tc>
+        <w:tc>
+          <w:tcPr/>
+          <w:p>
+            <w:pPr>
+              <w:pStyle w:val="Compact"/>
+            </w:pPr>
+            <w:r>
+              <w:t xml:space="preserve">9.0e-09</w:t>
+            </w:r>
+          </w:p>
+        </w:tc>
+        <w:tc>
+          <w:tcPr/>
+          <w:p>
+            <w:pPr>
+              <w:pStyle w:val="Compact"/>
+            </w:pPr>
+            <w:r>
+              <w:t xml:space="preserve">−0.019</w:t>
+            </w:r>
+          </w:p>
+        </w:tc>
+        <w:tc>
+          <w:tcPr/>
+          <w:p>
+            <w:pPr>
+              <w:pStyle w:val="Compact"/>
+            </w:pPr>
+            <w:r>
+              <w:t xml:space="preserve">0.053</w:t>
             </w:r>
           </w:p>
         </w:tc>
@@ -2964,7 +1566,7 @@
           <w:b/>
           <w:bCs/>
         </w:rPr>
-        <w:t xml:space="preserve">(b) RS increments under domain vs climate baseline (LRT p)</w:t>
+        <w:t xml:space="preserve">(b) Structural-dynamics increment under the domain versus climate baseline (LRT p)</w:t>
       </w:r>
     </w:p>
     <w:tbl>
@@ -3003,40 +1605,40 @@
               <w:pStyle w:val="Compact"/>
             </w:pPr>
             <w:r>
-              <w:t xml:space="preserve">dynamics (domain)</w:t>
-            </w:r>
-          </w:p>
-        </w:tc>
-        <w:tc>
-          <w:tcPr/>
-          <w:p>
-            <w:pPr>
-              <w:pStyle w:val="Compact"/>
-            </w:pPr>
-            <w:r>
-              <w:t xml:space="preserve">dynamics (climate)</w:t>
-            </w:r>
-          </w:p>
-        </w:tc>
-        <w:tc>
-          <w:tcPr/>
-          <w:p>
-            <w:pPr>
-              <w:pStyle w:val="Compact"/>
-            </w:pPr>
-            <w:r>
-              <w:t xml:space="preserve">function (domain)</w:t>
-            </w:r>
-          </w:p>
-        </w:tc>
-        <w:tc>
-          <w:tcPr/>
-          <w:p>
-            <w:pPr>
-              <w:pStyle w:val="Compact"/>
-            </w:pPr>
-            <w:r>
-              <w:t xml:space="preserve">function (climate)</w:t>
+              <w:t xml:space="preserve">ΔR² dynamics (domain)</w:t>
+            </w:r>
+          </w:p>
+        </w:tc>
+        <w:tc>
+          <w:tcPr/>
+          <w:p>
+            <w:pPr>
+              <w:pStyle w:val="Compact"/>
+            </w:pPr>
+            <w:r>
+              <w:t xml:space="preserve">p (domain)</w:t>
+            </w:r>
+          </w:p>
+        </w:tc>
+        <w:tc>
+          <w:tcPr/>
+          <w:p>
+            <w:pPr>
+              <w:pStyle w:val="Compact"/>
+            </w:pPr>
+            <w:r>
+              <w:t xml:space="preserve">ΔR² dynamics (climate)</w:t>
+            </w:r>
+          </w:p>
+        </w:tc>
+        <w:tc>
+          <w:tcPr/>
+          <w:p>
+            <w:pPr>
+              <w:pStyle w:val="Compact"/>
+            </w:pPr>
+            <w:r>
+              <w:t xml:space="preserve">p (climate)</w:t>
             </w:r>
           </w:p>
         </w:tc>
@@ -3060,40 +1662,40 @@
               <w:pStyle w:val="Compact"/>
             </w:pPr>
             <w:r>
-              <w:t xml:space="preserve">&lt;1e-4</w:t>
-            </w:r>
-          </w:p>
-        </w:tc>
-        <w:tc>
-          <w:tcPr/>
-          <w:p>
-            <w:pPr>
-              <w:pStyle w:val="Compact"/>
-            </w:pPr>
-            <w:r>
-              <w:t xml:space="preserve">&lt;1e-4</w:t>
-            </w:r>
-          </w:p>
-        </w:tc>
-        <w:tc>
-          <w:tcPr/>
-          <w:p>
-            <w:pPr>
-              <w:pStyle w:val="Compact"/>
-            </w:pPr>
-            <w:r>
-              <w:t xml:space="preserve">0.009</w:t>
-            </w:r>
-          </w:p>
-        </w:tc>
-        <w:tc>
-          <w:tcPr/>
-          <w:p>
-            <w:pPr>
-              <w:pStyle w:val="Compact"/>
-            </w:pPr>
-            <w:r>
-              <w:t xml:space="preserve">1e-4</w:t>
+              <w:t xml:space="preserve">0.042</w:t>
+            </w:r>
+          </w:p>
+        </w:tc>
+        <w:tc>
+          <w:tcPr/>
+          <w:p>
+            <w:pPr>
+              <w:pStyle w:val="Compact"/>
+            </w:pPr>
+            <w:r>
+              <w:t xml:space="preserve">9.2e-13</w:t>
+            </w:r>
+          </w:p>
+        </w:tc>
+        <w:tc>
+          <w:tcPr/>
+          <w:p>
+            <w:pPr>
+              <w:pStyle w:val="Compact"/>
+            </w:pPr>
+            <w:r>
+              <w:t xml:space="preserve">0.083</w:t>
+            </w:r>
+          </w:p>
+        </w:tc>
+        <w:tc>
+          <w:tcPr/>
+          <w:p>
+            <w:pPr>
+              <w:pStyle w:val="Compact"/>
+            </w:pPr>
+            <w:r>
+              <w:t xml:space="preserve">2.4e-22</w:t>
             </w:r>
           </w:p>
         </w:tc>
@@ -3117,40 +1719,40 @@
               <w:pStyle w:val="Compact"/>
             </w:pPr>
             <w:r>
-              <w:t xml:space="preserve">&lt;1e-4</w:t>
-            </w:r>
-          </w:p>
-        </w:tc>
-        <w:tc>
-          <w:tcPr/>
-          <w:p>
-            <w:pPr>
-              <w:pStyle w:val="Compact"/>
-            </w:pPr>
-            <w:r>
-              <w:t xml:space="preserve">&lt;1e-4</w:t>
-            </w:r>
-          </w:p>
-        </w:tc>
-        <w:tc>
-          <w:tcPr/>
-          <w:p>
-            <w:pPr>
-              <w:pStyle w:val="Compact"/>
-            </w:pPr>
-            <w:r>
-              <w:t xml:space="preserve">0.018</w:t>
-            </w:r>
-          </w:p>
-        </w:tc>
-        <w:tc>
-          <w:tcPr/>
-          <w:p>
-            <w:pPr>
-              <w:pStyle w:val="Compact"/>
-            </w:pPr>
-            <w:r>
-              <w:t xml:space="preserve">4e-4</w:t>
+              <w:t xml:space="preserve">0.039</w:t>
+            </w:r>
+          </w:p>
+        </w:tc>
+        <w:tc>
+          <w:tcPr/>
+          <w:p>
+            <w:pPr>
+              <w:pStyle w:val="Compact"/>
+            </w:pPr>
+            <w:r>
+              <w:t xml:space="preserve">2.6e-10</w:t>
+            </w:r>
+          </w:p>
+        </w:tc>
+        <w:tc>
+          <w:tcPr/>
+          <w:p>
+            <w:pPr>
+              <w:pStyle w:val="Compact"/>
+            </w:pPr>
+            <w:r>
+              <w:t xml:space="preserve">0.081</w:t>
+            </w:r>
+          </w:p>
+        </w:tc>
+        <w:tc>
+          <w:tcPr/>
+          <w:p>
+            <w:pPr>
+              <w:pStyle w:val="Compact"/>
+            </w:pPr>
+            <w:r>
+              <w:t xml:space="preserve">2.4e-19</w:t>
             </w:r>
           </w:p>
         </w:tc>
@@ -3174,44 +1776,40 @@
               <w:pStyle w:val="Compact"/>
             </w:pPr>
             <w:r>
-              <w:t xml:space="preserve">0.001</w:t>
-            </w:r>
-          </w:p>
-        </w:tc>
-        <w:tc>
-          <w:tcPr/>
-          <w:p>
-            <w:pPr>
-              <w:pStyle w:val="Compact"/>
-            </w:pPr>
-            <w:r>
-              <w:rPr>
-                <w:b/>
-                <w:bCs/>
-              </w:rPr>
-              <w:t xml:space="preserve">0.149 (n.s.)</w:t>
-            </w:r>
-          </w:p>
-        </w:tc>
-        <w:tc>
-          <w:tcPr/>
-          <w:p>
-            <w:pPr>
-              <w:pStyle w:val="Compact"/>
-            </w:pPr>
-            <w:r>
-              <w:t xml:space="preserve">&lt;1e-4</w:t>
-            </w:r>
-          </w:p>
-        </w:tc>
-        <w:tc>
-          <w:tcPr/>
-          <w:p>
-            <w:pPr>
-              <w:pStyle w:val="Compact"/>
-            </w:pPr>
-            <w:r>
-              <w:t xml:space="preserve">&lt;1e-4</w:t>
+              <w:t xml:space="preserve">0.013</w:t>
+            </w:r>
+          </w:p>
+        </w:tc>
+        <w:tc>
+          <w:tcPr/>
+          <w:p>
+            <w:pPr>
+              <w:pStyle w:val="Compact"/>
+            </w:pPr>
+            <w:r>
+              <w:t xml:space="preserve">0.007</w:t>
+            </w:r>
+          </w:p>
+        </w:tc>
+        <w:tc>
+          <w:tcPr/>
+          <w:p>
+            <w:pPr>
+              <w:pStyle w:val="Compact"/>
+            </w:pPr>
+            <w:r>
+              <w:t xml:space="preserve">0.035</w:t>
+            </w:r>
+          </w:p>
+        </w:tc>
+        <w:tc>
+          <w:tcPr/>
+          <w:p>
+            <w:pPr>
+              <w:pStyle w:val="Compact"/>
+            </w:pPr>
+            <w:r>
+              <w:t xml:space="preserve">8.2e-06</w:t>
             </w:r>
           </w:p>
         </w:tc>
@@ -3235,40 +1833,40 @@
               <w:pStyle w:val="Compact"/>
             </w:pPr>
             <w:r>
-              <w:t xml:space="preserve">&lt;1e-4</w:t>
-            </w:r>
-          </w:p>
-        </w:tc>
-        <w:tc>
-          <w:tcPr/>
-          <w:p>
-            <w:pPr>
-              <w:pStyle w:val="Compact"/>
-            </w:pPr>
-            <w:r>
-              <w:t xml:space="preserve">&lt;1e-4</w:t>
-            </w:r>
-          </w:p>
-        </w:tc>
-        <w:tc>
-          <w:tcPr/>
-          <w:p>
-            <w:pPr>
-              <w:pStyle w:val="Compact"/>
-            </w:pPr>
-            <w:r>
-              <w:t xml:space="preserve">0.094 (n.s.)</w:t>
-            </w:r>
-          </w:p>
-        </w:tc>
-        <w:tc>
-          <w:tcPr/>
-          <w:p>
-            <w:pPr>
-              <w:pStyle w:val="Compact"/>
-            </w:pPr>
-            <w:r>
-              <w:t xml:space="preserve">0.596 (n.s.)</w:t>
+              <w:t xml:space="preserve">0.056</w:t>
+            </w:r>
+          </w:p>
+        </w:tc>
+        <w:tc>
+          <w:tcPr/>
+          <w:p>
+            <w:pPr>
+              <w:pStyle w:val="Compact"/>
+            </w:pPr>
+            <w:r>
+              <w:t xml:space="preserve">3.1e-09</w:t>
+            </w:r>
+          </w:p>
+        </w:tc>
+        <w:tc>
+          <w:tcPr/>
+          <w:p>
+            <w:pPr>
+              <w:pStyle w:val="Compact"/>
+            </w:pPr>
+            <w:r>
+              <w:t xml:space="preserve">0.086</w:t>
+            </w:r>
+          </w:p>
+        </w:tc>
+        <w:tc>
+          <w:tcPr/>
+          <w:p>
+            <w:pPr>
+              <w:pStyle w:val="Compact"/>
+            </w:pPr>
+            <w:r>
+              <w:t xml:space="preserve">2.1e-12</w:t>
             </w:r>
           </w:p>
         </w:tc>
@@ -3279,7 +1877,7 @@
         <w:pStyle w:val="BodyText"/>
       </w:pPr>
       <w:r>
-        <w:t xml:space="preserve">Domain baseline R² (e.g., Hill q1 = 0.40) ≫ climate baseline R² (0.07): domain fixed effects absorb climatic</w:t>
+        <w:t xml:space="preserve">The domain baseline is much stronger than the climate baseline (Hill q1 R² = 0.490 versus 0.052) because domain fixed effects absorb climatic</w:t>
       </w:r>
       <w:r>
         <w:t xml:space="preserve"> </w:t>
@@ -3295,7 +1893,7 @@
         <w:t xml:space="preserve"> </w:t>
       </w:r>
       <w:r>
-        <w:t xml:space="preserve">non-climatic biogeography (species pools, soils), so domain is retained as the primary, stronger control and climate serves as the explicit</w:t>
+        <w:t xml:space="preserve">non-climatic biogeography (species pools, soils). Domain is therefore retained as the primary control, and climate serves as the explicit</w:t>
       </w:r>
       <w:r>
         <w:t xml:space="preserve"> </w:t>
@@ -3307,17 +1905,17 @@
         <w:t xml:space="preserve"> </w:t>
       </w:r>
       <w:r>
-        <w:t xml:space="preserve">check. Note: the turnover dynamics increment is baseline-dependent (significant under domain, n.s. under climate); its productivity increment is robust to both.</w:t>
+        <w:t xml:space="preserve">check. The dynamics increment is significant under both baselines for every response.</w:t>
       </w:r>
     </w:p>
-    <w:bookmarkEnd w:id="16"/>
-    <w:bookmarkStart w:id="17" w:name="X634dd3ff81887502b2782cae310508256641ea6"/>
+    <w:bookmarkEnd w:id="15"/>
+    <w:bookmarkStart w:id="16" w:name="X5acd8f4b0d45d8a571aa829674c29cae5612604"/>
     <w:p>
       <w:pPr>
         <w:pStyle w:val="Heading2"/>
       </w:pPr>
       <w:r>
-        <w:t xml:space="preserve">Supplementary Table S4 — Mixed vs clustered-OLS fixed effects</w:t>
+        <w:t xml:space="preserve">Supplementary Table S6 — Context interactions surviving FDR (framework predictors, cluster-robust, BH within family)</w:t>
       </w:r>
     </w:p>
     <w:p>
@@ -3325,7 +1923,917 @@
         <w:pStyle w:val="FirstParagraph"/>
       </w:pPr>
       <w:r>
-        <w:t xml:space="preserve">Site random-intercept variance estimated at 0 (singular); standardized fixed-effect coefficients closely similar (mean |Δ| = 0.03, max |Δ| = 0.05, r = 0.93 across 14 RS predictors).</w:t>
+        <w:t xml:space="preserve">The same retained predictors as the plot-level models (4 structural + EVI + 2 GPP products) crossed with each context variable: 168 terms, of which 7 survive Benjamini–Hochberg correction within family. Source:</w:t>
+      </w:r>
+      <w:r>
+        <w:t xml:space="preserve"> </w:t>
+      </w:r>
+      <w:r>
+        <w:rPr>
+          <w:rStyle w:val="VerbatimChar"/>
+        </w:rPr>
+        <w:t xml:space="preserve">o4_interactions_consistent.csv</w:t>
+      </w:r>
+      <w:r>
+        <w:t xml:space="preserve">.</w:t>
+      </w:r>
+    </w:p>
+    <w:tbl>
+      <w:tblPr>
+        <w:tblStyle w:val="Table"/>
+        <w:tblW w:type="auto" w:w="0"/>
+        <w:tblLook w:firstRow="1" w:lastRow="0" w:firstColumn="0" w:lastColumn="0" w:noHBand="0" w:noVBand="0" w:val="0020"/>
+      </w:tblPr>
+      <w:tblGrid>
+        <w:gridCol w:w="1320"/>
+        <w:gridCol w:w="1320"/>
+        <w:gridCol w:w="1320"/>
+        <w:gridCol w:w="1320"/>
+        <w:gridCol w:w="1320"/>
+        <w:gridCol w:w="1320"/>
+      </w:tblGrid>
+      <w:tr>
+        <w:trPr>
+          <w:tblHeader w:val="on"/>
+        </w:trPr>
+        <w:tc>
+          <w:tcPr/>
+          <w:p>
+            <w:pPr>
+              <w:pStyle w:val="Compact"/>
+            </w:pPr>
+            <w:r>
+              <w:t xml:space="preserve">family</w:t>
+            </w:r>
+          </w:p>
+        </w:tc>
+        <w:tc>
+          <w:tcPr/>
+          <w:p>
+            <w:pPr>
+              <w:pStyle w:val="Compact"/>
+            </w:pPr>
+            <w:r>
+              <w:t xml:space="preserve">context</w:t>
+            </w:r>
+          </w:p>
+        </w:tc>
+        <w:tc>
+          <w:tcPr/>
+          <w:p>
+            <w:pPr>
+              <w:pStyle w:val="Compact"/>
+            </w:pPr>
+            <w:r>
+              <w:t xml:space="preserve">response</w:t>
+            </w:r>
+          </w:p>
+        </w:tc>
+        <w:tc>
+          <w:tcPr/>
+          <w:p>
+            <w:pPr>
+              <w:pStyle w:val="Compact"/>
+            </w:pPr>
+            <w:r>
+              <w:t xml:space="preserve">predictor</w:t>
+            </w:r>
+          </w:p>
+        </w:tc>
+        <w:tc>
+          <w:tcPr/>
+          <w:p>
+            <w:pPr>
+              <w:pStyle w:val="Compact"/>
+            </w:pPr>
+            <w:r>
+              <w:t xml:space="preserve">β interaction</w:t>
+            </w:r>
+          </w:p>
+        </w:tc>
+        <w:tc>
+          <w:tcPr/>
+          <w:p>
+            <w:pPr>
+              <w:pStyle w:val="Compact"/>
+            </w:pPr>
+            <w:r>
+              <w:t xml:space="preserve">q</w:t>
+            </w:r>
+          </w:p>
+        </w:tc>
+      </w:tr>
+      <w:tr>
+        <w:tc>
+          <w:tcPr/>
+          <w:p>
+            <w:pPr>
+              <w:pStyle w:val="Compact"/>
+            </w:pPr>
+            <w:r>
+              <w:t xml:space="preserve">disturbance</w:t>
+            </w:r>
+          </w:p>
+        </w:tc>
+        <w:tc>
+          <w:tcPr/>
+          <w:p>
+            <w:pPr>
+              <w:pStyle w:val="Compact"/>
+            </w:pPr>
+            <w:r>
+              <w:t xml:space="preserve">severity</w:t>
+            </w:r>
+          </w:p>
+        </w:tc>
+        <w:tc>
+          <w:tcPr/>
+          <w:p>
+            <w:pPr>
+              <w:pStyle w:val="Compact"/>
+            </w:pPr>
+            <w:r>
+              <w:t xml:space="preserve">Hill q1</w:t>
+            </w:r>
+          </w:p>
+        </w:tc>
+        <w:tc>
+          <w:tcPr/>
+          <w:p>
+            <w:pPr>
+              <w:pStyle w:val="Compact"/>
+            </w:pPr>
+            <w:r>
+              <w:t xml:space="preserve">LAI</w:t>
+            </w:r>
+          </w:p>
+        </w:tc>
+        <w:tc>
+          <w:tcPr/>
+          <w:p>
+            <w:pPr>
+              <w:pStyle w:val="Compact"/>
+            </w:pPr>
+            <w:r>
+              <w:t xml:space="preserve">−0.112</w:t>
+            </w:r>
+          </w:p>
+        </w:tc>
+        <w:tc>
+          <w:tcPr/>
+          <w:p>
+            <w:pPr>
+              <w:pStyle w:val="Compact"/>
+            </w:pPr>
+            <w:r>
+              <w:t xml:space="preserve">0.004</w:t>
+            </w:r>
+          </w:p>
+        </w:tc>
+      </w:tr>
+      <w:tr>
+        <w:tc>
+          <w:tcPr/>
+          <w:p>
+            <w:pPr>
+              <w:pStyle w:val="Compact"/>
+            </w:pPr>
+            <w:r>
+              <w:t xml:space="preserve">disturbance</w:t>
+            </w:r>
+          </w:p>
+        </w:tc>
+        <w:tc>
+          <w:tcPr/>
+          <w:p>
+            <w:pPr>
+              <w:pStyle w:val="Compact"/>
+            </w:pPr>
+            <w:r>
+              <w:t xml:space="preserve">severity</w:t>
+            </w:r>
+          </w:p>
+        </w:tc>
+        <w:tc>
+          <w:tcPr/>
+          <w:p>
+            <w:pPr>
+              <w:pStyle w:val="Compact"/>
+            </w:pPr>
+            <w:r>
+              <w:t xml:space="preserve">Hill q2</w:t>
+            </w:r>
+          </w:p>
+        </w:tc>
+        <w:tc>
+          <w:tcPr/>
+          <w:p>
+            <w:pPr>
+              <w:pStyle w:val="Compact"/>
+            </w:pPr>
+            <w:r>
+              <w:t xml:space="preserve">LAI</w:t>
+            </w:r>
+          </w:p>
+        </w:tc>
+        <w:tc>
+          <w:tcPr/>
+          <w:p>
+            <w:pPr>
+              <w:pStyle w:val="Compact"/>
+            </w:pPr>
+            <w:r>
+              <w:t xml:space="preserve">−0.106</w:t>
+            </w:r>
+          </w:p>
+        </w:tc>
+        <w:tc>
+          <w:tcPr/>
+          <w:p>
+            <w:pPr>
+              <w:pStyle w:val="Compact"/>
+            </w:pPr>
+            <w:r>
+              <w:t xml:space="preserve">0.004</w:t>
+            </w:r>
+          </w:p>
+        </w:tc>
+      </w:tr>
+      <w:tr>
+        <w:tc>
+          <w:tcPr/>
+          <w:p>
+            <w:pPr>
+              <w:pStyle w:val="Compact"/>
+            </w:pPr>
+            <w:r>
+              <w:t xml:space="preserve">disturbance</w:t>
+            </w:r>
+          </w:p>
+        </w:tc>
+        <w:tc>
+          <w:tcPr/>
+          <w:p>
+            <w:pPr>
+              <w:pStyle w:val="Compact"/>
+            </w:pPr>
+            <w:r>
+              <w:t xml:space="preserve">recency</w:t>
+            </w:r>
+          </w:p>
+        </w:tc>
+        <w:tc>
+          <w:tcPr/>
+          <w:p>
+            <w:pPr>
+              <w:pStyle w:val="Compact"/>
+            </w:pPr>
+            <w:r>
+              <w:t xml:space="preserve">Hill q1</w:t>
+            </w:r>
+          </w:p>
+        </w:tc>
+        <w:tc>
+          <w:tcPr/>
+          <w:p>
+            <w:pPr>
+              <w:pStyle w:val="Compact"/>
+            </w:pPr>
+            <w:r>
+              <w:t xml:space="preserve">MODIS GPP</w:t>
+            </w:r>
+          </w:p>
+        </w:tc>
+        <w:tc>
+          <w:tcPr/>
+          <w:p>
+            <w:pPr>
+              <w:pStyle w:val="Compact"/>
+            </w:pPr>
+            <w:r>
+              <w:t xml:space="preserve">−0.147</w:t>
+            </w:r>
+          </w:p>
+        </w:tc>
+        <w:tc>
+          <w:tcPr/>
+          <w:p>
+            <w:pPr>
+              <w:pStyle w:val="Compact"/>
+            </w:pPr>
+            <w:r>
+              <w:t xml:space="preserve">0.006</w:t>
+            </w:r>
+          </w:p>
+        </w:tc>
+      </w:tr>
+      <w:tr>
+        <w:tc>
+          <w:tcPr/>
+          <w:p>
+            <w:pPr>
+              <w:pStyle w:val="Compact"/>
+            </w:pPr>
+            <w:r>
+              <w:t xml:space="preserve">disturbance</w:t>
+            </w:r>
+          </w:p>
+        </w:tc>
+        <w:tc>
+          <w:tcPr/>
+          <w:p>
+            <w:pPr>
+              <w:pStyle w:val="Compact"/>
+            </w:pPr>
+            <w:r>
+              <w:t xml:space="preserve">recency</w:t>
+            </w:r>
+          </w:p>
+        </w:tc>
+        <w:tc>
+          <w:tcPr/>
+          <w:p>
+            <w:pPr>
+              <w:pStyle w:val="Compact"/>
+            </w:pPr>
+            <w:r>
+              <w:t xml:space="preserve">Hill q2</w:t>
+            </w:r>
+          </w:p>
+        </w:tc>
+        <w:tc>
+          <w:tcPr/>
+          <w:p>
+            <w:pPr>
+              <w:pStyle w:val="Compact"/>
+            </w:pPr>
+            <w:r>
+              <w:t xml:space="preserve">MODIS GPP</w:t>
+            </w:r>
+          </w:p>
+        </w:tc>
+        <w:tc>
+          <w:tcPr/>
+          <w:p>
+            <w:pPr>
+              <w:pStyle w:val="Compact"/>
+            </w:pPr>
+            <w:r>
+              <w:t xml:space="preserve">−0.143</w:t>
+            </w:r>
+          </w:p>
+        </w:tc>
+        <w:tc>
+          <w:tcPr/>
+          <w:p>
+            <w:pPr>
+              <w:pStyle w:val="Compact"/>
+            </w:pPr>
+            <w:r>
+              <w:t xml:space="preserve">0.005</w:t>
+            </w:r>
+          </w:p>
+        </w:tc>
+      </w:tr>
+      <w:tr>
+        <w:tc>
+          <w:tcPr/>
+          <w:p>
+            <w:pPr>
+              <w:pStyle w:val="Compact"/>
+            </w:pPr>
+            <w:r>
+              <w:t xml:space="preserve">land use</w:t>
+            </w:r>
+          </w:p>
+        </w:tc>
+        <w:tc>
+          <w:tcPr/>
+          <w:p>
+            <w:pPr>
+              <w:pStyle w:val="Compact"/>
+            </w:pPr>
+            <w:r>
+              <w:t xml:space="preserve">forest fraction</w:t>
+            </w:r>
+          </w:p>
+        </w:tc>
+        <w:tc>
+          <w:tcPr/>
+          <w:p>
+            <w:pPr>
+              <w:pStyle w:val="Compact"/>
+            </w:pPr>
+            <w:r>
+              <w:t xml:space="preserve">turnover</w:t>
+            </w:r>
+          </w:p>
+        </w:tc>
+        <w:tc>
+          <w:tcPr/>
+          <w:p>
+            <w:pPr>
+              <w:pStyle w:val="Compact"/>
+            </w:pPr>
+            <w:r>
+              <w:t xml:space="preserve">EVI</w:t>
+            </w:r>
+          </w:p>
+        </w:tc>
+        <w:tc>
+          <w:tcPr/>
+          <w:p>
+            <w:pPr>
+              <w:pStyle w:val="Compact"/>
+            </w:pPr>
+            <w:r>
+              <w:t xml:space="preserve">−0.056</w:t>
+            </w:r>
+          </w:p>
+        </w:tc>
+        <w:tc>
+          <w:tcPr/>
+          <w:p>
+            <w:pPr>
+              <w:pStyle w:val="Compact"/>
+            </w:pPr>
+            <w:r>
+              <w:t xml:space="preserve">&lt;0.001</w:t>
+            </w:r>
+          </w:p>
+        </w:tc>
+      </w:tr>
+      <w:tr>
+        <w:tc>
+          <w:tcPr/>
+          <w:p>
+            <w:pPr>
+              <w:pStyle w:val="Compact"/>
+            </w:pPr>
+            <w:r>
+              <w:t xml:space="preserve">land use</w:t>
+            </w:r>
+          </w:p>
+        </w:tc>
+        <w:tc>
+          <w:tcPr/>
+          <w:p>
+            <w:pPr>
+              <w:pStyle w:val="Compact"/>
+            </w:pPr>
+            <w:r>
+              <w:t xml:space="preserve">edge density</w:t>
+            </w:r>
+          </w:p>
+        </w:tc>
+        <w:tc>
+          <w:tcPr/>
+          <w:p>
+            <w:pPr>
+              <w:pStyle w:val="Compact"/>
+            </w:pPr>
+            <w:r>
+              <w:t xml:space="preserve">turnover</w:t>
+            </w:r>
+          </w:p>
+        </w:tc>
+        <w:tc>
+          <w:tcPr/>
+          <w:p>
+            <w:pPr>
+              <w:pStyle w:val="Compact"/>
+            </w:pPr>
+            <w:r>
+              <w:t xml:space="preserve">EVI</w:t>
+            </w:r>
+          </w:p>
+        </w:tc>
+        <w:tc>
+          <w:tcPr/>
+          <w:p>
+            <w:pPr>
+              <w:pStyle w:val="Compact"/>
+            </w:pPr>
+            <w:r>
+              <w:t xml:space="preserve">+0.060</w:t>
+            </w:r>
+          </w:p>
+        </w:tc>
+        <w:tc>
+          <w:tcPr/>
+          <w:p>
+            <w:pPr>
+              <w:pStyle w:val="Compact"/>
+            </w:pPr>
+            <w:r>
+              <w:t xml:space="preserve">0.001</w:t>
+            </w:r>
+          </w:p>
+        </w:tc>
+      </w:tr>
+      <w:tr>
+        <w:tc>
+          <w:tcPr/>
+          <w:p>
+            <w:pPr>
+              <w:pStyle w:val="Compact"/>
+            </w:pPr>
+            <w:r>
+              <w:t xml:space="preserve">land use</w:t>
+            </w:r>
+          </w:p>
+        </w:tc>
+        <w:tc>
+          <w:tcPr/>
+          <w:p>
+            <w:pPr>
+              <w:pStyle w:val="Compact"/>
+            </w:pPr>
+            <w:r>
+              <w:t xml:space="preserve">land-cover diversity</w:t>
+            </w:r>
+          </w:p>
+        </w:tc>
+        <w:tc>
+          <w:tcPr/>
+          <w:p>
+            <w:pPr>
+              <w:pStyle w:val="Compact"/>
+            </w:pPr>
+            <w:r>
+              <w:t xml:space="preserve">turnover</w:t>
+            </w:r>
+          </w:p>
+        </w:tc>
+        <w:tc>
+          <w:tcPr/>
+          <w:p>
+            <w:pPr>
+              <w:pStyle w:val="Compact"/>
+            </w:pPr>
+            <w:r>
+              <w:t xml:space="preserve">EVI</w:t>
+            </w:r>
+          </w:p>
+        </w:tc>
+        <w:tc>
+          <w:tcPr/>
+          <w:p>
+            <w:pPr>
+              <w:pStyle w:val="Compact"/>
+            </w:pPr>
+            <w:r>
+              <w:t xml:space="preserve">+0.049</w:t>
+            </w:r>
+          </w:p>
+        </w:tc>
+        <w:tc>
+          <w:tcPr/>
+          <w:p>
+            <w:pPr>
+              <w:pStyle w:val="Compact"/>
+            </w:pPr>
+            <w:r>
+              <w:t xml:space="preserve">0.009</w:t>
+            </w:r>
+          </w:p>
+        </w:tc>
+      </w:tr>
+    </w:tbl>
+    <w:p>
+      <w:pPr>
+        <w:pStyle w:val="BodyText"/>
+      </w:pPr>
+      <w:r>
+        <w:t xml:space="preserve">Interpretation: the structure–diversity coupling weakens with disturbance severity, and the productivity–diversity coupling weakens with disturbance recency (both negative). The three surviving land-use terms all involve the spectral index and compositional turnover, and are reported as exploratory. No stand-age interaction survives correction (the GPP × stand-age term has q = 0.26), so the age moderation is reported as suggestive only.</w:t>
+      </w:r>
+    </w:p>
+    <w:bookmarkEnd w:id="16"/>
+    <w:bookmarkStart w:id="17" w:name="X071c57b9115636e10ffd7a54f4e179b41a23367"/>
+    <w:p>
+      <w:pPr>
+        <w:pStyle w:val="Heading2"/>
+      </w:pPr>
+      <w:r>
+        <w:t xml:space="preserve">Supplementary Table S7 — Plot-level productivity diagnostic: product-specificity and suppression</w:t>
+      </w:r>
+    </w:p>
+    <w:p>
+      <w:pPr>
+        <w:pStyle w:val="FirstParagraph"/>
+      </w:pPr>
+      <w:r>
+        <w:t xml:space="preserve">Why productivity is analysed at the site scale (Section 3.5). Turnover response, plot level, domain fixed effects + site-clustered SE, all predictors and the response standardized (single consistent scale). n = 579; r(MODIS, PML) = 0.87. Source:</w:t>
+      </w:r>
+      <w:r>
+        <w:t xml:space="preserve"> </w:t>
+      </w:r>
+      <w:r>
+        <w:rPr>
+          <w:rStyle w:val="VerbatimChar"/>
+        </w:rPr>
+        <w:t xml:space="preserve">gpp_suppression_26.csv</w:t>
+      </w:r>
+      <w:r>
+        <w:t xml:space="preserve"> </w:t>
+      </w:r>
+      <w:r>
+        <w:t xml:space="preserve">(script</w:t>
+      </w:r>
+      <w:r>
+        <w:t xml:space="preserve"> </w:t>
+      </w:r>
+      <w:r>
+        <w:rPr>
+          <w:rStyle w:val="VerbatimChar"/>
+        </w:rPr>
+        <w:t xml:space="preserve">recompute_suppression_26.py</w:t>
+      </w:r>
+      <w:r>
+        <w:t xml:space="preserve">).</w:t>
+      </w:r>
+    </w:p>
+    <w:tbl>
+      <w:tblPr>
+        <w:tblStyle w:val="Table"/>
+        <w:tblW w:type="auto" w:w="0"/>
+        <w:tblLook w:firstRow="1" w:lastRow="0" w:firstColumn="0" w:lastColumn="0" w:noHBand="0" w:noVBand="0" w:val="0020"/>
+      </w:tblPr>
+      <w:tblGrid>
+        <w:gridCol w:w="1980"/>
+        <w:gridCol w:w="1980"/>
+        <w:gridCol w:w="1980"/>
+        <w:gridCol w:w="1980"/>
+      </w:tblGrid>
+      <w:tr>
+        <w:trPr>
+          <w:tblHeader w:val="on"/>
+        </w:trPr>
+        <w:tc>
+          <w:tcPr/>
+          <w:p>
+            <w:pPr>
+              <w:pStyle w:val="Compact"/>
+            </w:pPr>
+            <w:r>
+              <w:t xml:space="preserve">model</w:t>
+            </w:r>
+          </w:p>
+        </w:tc>
+        <w:tc>
+          <w:tcPr/>
+          <w:p>
+            <w:pPr>
+              <w:pStyle w:val="Compact"/>
+            </w:pPr>
+            <w:r>
+              <w:t xml:space="preserve">product</w:t>
+            </w:r>
+          </w:p>
+        </w:tc>
+        <w:tc>
+          <w:tcPr/>
+          <w:p>
+            <w:pPr>
+              <w:pStyle w:val="Compact"/>
+            </w:pPr>
+            <w:r>
+              <w:t xml:space="preserve">β (fully standardized)</w:t>
+            </w:r>
+          </w:p>
+        </w:tc>
+        <w:tc>
+          <w:tcPr/>
+          <w:p>
+            <w:pPr>
+              <w:pStyle w:val="Compact"/>
+            </w:pPr>
+            <w:r>
+              <w:t xml:space="preserve">p (clustered)</w:t>
+            </w:r>
+          </w:p>
+        </w:tc>
+      </w:tr>
+      <w:tr>
+        <w:tc>
+          <w:tcPr/>
+          <w:p>
+            <w:pPr>
+              <w:pStyle w:val="Compact"/>
+            </w:pPr>
+            <w:r>
+              <w:t xml:space="preserve">MODIS only</w:t>
+            </w:r>
+          </w:p>
+        </w:tc>
+        <w:tc>
+          <w:tcPr/>
+          <w:p>
+            <w:pPr>
+              <w:pStyle w:val="Compact"/>
+            </w:pPr>
+            <w:r>
+              <w:t xml:space="preserve">MODIS GPP</w:t>
+            </w:r>
+          </w:p>
+        </w:tc>
+        <w:tc>
+          <w:tcPr/>
+          <w:p>
+            <w:pPr>
+              <w:pStyle w:val="Compact"/>
+            </w:pPr>
+            <w:r>
+              <w:t xml:space="preserve">−0.030</w:t>
+            </w:r>
+          </w:p>
+        </w:tc>
+        <w:tc>
+          <w:tcPr/>
+          <w:p>
+            <w:pPr>
+              <w:pStyle w:val="Compact"/>
+            </w:pPr>
+            <w:r>
+              <w:t xml:space="preserve">0.850</w:t>
+            </w:r>
+          </w:p>
+        </w:tc>
+      </w:tr>
+      <w:tr>
+        <w:tc>
+          <w:tcPr/>
+          <w:p>
+            <w:pPr>
+              <w:pStyle w:val="Compact"/>
+            </w:pPr>
+            <w:r>
+              <w:t xml:space="preserve">PML only</w:t>
+            </w:r>
+          </w:p>
+        </w:tc>
+        <w:tc>
+          <w:tcPr/>
+          <w:p>
+            <w:pPr>
+              <w:pStyle w:val="Compact"/>
+            </w:pPr>
+            <w:r>
+              <w:t xml:space="preserve">PML GPP</w:t>
+            </w:r>
+          </w:p>
+        </w:tc>
+        <w:tc>
+          <w:tcPr/>
+          <w:p>
+            <w:pPr>
+              <w:pStyle w:val="Compact"/>
+            </w:pPr>
+            <w:r>
+              <w:t xml:space="preserve">+0.273</w:t>
+            </w:r>
+          </w:p>
+        </w:tc>
+        <w:tc>
+          <w:tcPr/>
+          <w:p>
+            <w:pPr>
+              <w:pStyle w:val="Compact"/>
+            </w:pPr>
+            <w:r>
+              <w:t xml:space="preserve">0.151</w:t>
+            </w:r>
+          </w:p>
+        </w:tc>
+      </w:tr>
+      <w:tr>
+        <w:tc>
+          <w:tcPr/>
+          <w:p>
+            <w:pPr>
+              <w:pStyle w:val="Compact"/>
+            </w:pPr>
+            <w:r>
+              <w:t xml:space="preserve">joint</w:t>
+            </w:r>
+          </w:p>
+        </w:tc>
+        <w:tc>
+          <w:tcPr/>
+          <w:p>
+            <w:pPr>
+              <w:pStyle w:val="Compact"/>
+            </w:pPr>
+            <w:r>
+              <w:t xml:space="preserve">MODIS GPP</w:t>
+            </w:r>
+          </w:p>
+        </w:tc>
+        <w:tc>
+          <w:tcPr/>
+          <w:p>
+            <w:pPr>
+              <w:pStyle w:val="Compact"/>
+            </w:pPr>
+            <w:r>
+              <w:t xml:space="preserve">−0.233</w:t>
+            </w:r>
+          </w:p>
+        </w:tc>
+        <w:tc>
+          <w:tcPr/>
+          <w:p>
+            <w:pPr>
+              <w:pStyle w:val="Compact"/>
+            </w:pPr>
+            <w:r>
+              <w:t xml:space="preserve">0.054</w:t>
+            </w:r>
+          </w:p>
+        </w:tc>
+      </w:tr>
+      <w:tr>
+        <w:tc>
+          <w:tcPr/>
+          <w:p>
+            <w:pPr>
+              <w:pStyle w:val="Compact"/>
+            </w:pPr>
+            <w:r>
+              <w:t xml:space="preserve">joint</w:t>
+            </w:r>
+          </w:p>
+        </w:tc>
+        <w:tc>
+          <w:tcPr/>
+          <w:p>
+            <w:pPr>
+              <w:pStyle w:val="Compact"/>
+            </w:pPr>
+            <w:r>
+              <w:t xml:space="preserve">PML GPP</w:t>
+            </w:r>
+          </w:p>
+        </w:tc>
+        <w:tc>
+          <w:tcPr/>
+          <w:p>
+            <w:pPr>
+              <w:pStyle w:val="Compact"/>
+            </w:pPr>
+            <w:r>
+              <w:t xml:space="preserve">+0.367</w:t>
+            </w:r>
+          </w:p>
+        </w:tc>
+        <w:tc>
+          <w:tcPr/>
+          <w:p>
+            <w:pPr>
+              <w:pStyle w:val="Compact"/>
+            </w:pPr>
+            <w:r>
+              <w:t xml:space="preserve">0.040</w:t>
+            </w:r>
+          </w:p>
+        </w:tc>
+      </w:tr>
+    </w:tbl>
+    <w:p>
+      <w:pPr>
+        <w:pStyle w:val="BodyText"/>
+      </w:pPr>
+      <w:r>
+        <w:t xml:space="preserve">Neither product is associated with turnover on its own; entered jointly they take opposing signs with inflated magnitudes — a suppression signature between two highly correlated products. We therefore decline any directional plot-level reading and analyse productivity at the site scale.</w:t>
+      </w:r>
+    </w:p>
+    <w:p>
+      <w:pPr>
+        <w:pStyle w:val="BodyText"/>
+      </w:pPr>
+      <w:r>
+        <w:t xml:space="preserve">Simple slopes (</w:t>
+      </w:r>
+      <w:r>
+        <w:rPr>
+          <w:rStyle w:val="VerbatimChar"/>
+        </w:rPr>
+        <w:t xml:space="preserve">simple_slopes.csv</w:t>
+      </w:r>
+      <w:r>
+        <w:t xml:space="preserve">), Hill q1, at −1 SD / mean / +1 SD of the moderator:</w:t>
+      </w:r>
+      <w:r>
+        <w:t xml:space="preserve"> </w:t>
+      </w:r>
+      <w:r>
+        <w:t xml:space="preserve">- MODIS GPP × stand age: +0.17 (p = 0.135), +0.27 (p = 0.014), +0.38 (p = 0.007) — the interaction itself does not survive FDR (q = 0.26).</w:t>
+      </w:r>
+      <w:r>
+        <w:t xml:space="preserve"> </w:t>
+      </w:r>
+      <w:r>
+        <w:t xml:space="preserve">- VCI × disturbance severity: +0.39, +0.30, +0.21 (all p &lt; 0.001).</w:t>
       </w:r>
     </w:p>
     <w:bookmarkEnd w:id="17"/>

--- a/NEON_v2/papers/UNIFIED/SUPPLEMENTARY.docx
+++ b/NEON_v2/papers/UNIFIED/SUPPLEMENTARY.docx
@@ -2,7 +2,7 @@
 <file path=word/document.xml><?xml version="1.0" encoding="utf-8"?>
 <w:document xmlns:w="http://schemas.openxmlformats.org/wordprocessingml/2006/main" xmlns:m="http://schemas.openxmlformats.org/officeDocument/2006/math" xmlns:r="http://schemas.openxmlformats.org/officeDocument/2006/relationships" xmlns:o="urn:schemas-microsoft-com:office:office" xmlns:v="urn:schemas-microsoft-com:vml" xmlns:w10="urn:schemas-microsoft-com:office:word" xmlns:a="http://schemas.openxmlformats.org/drawingml/2006/main" xmlns:pic="http://schemas.openxmlformats.org/drawingml/2006/picture" xmlns:wp="http://schemas.openxmlformats.org/drawingml/2006/wordprocessingDrawing">
   <w:body>
-    <w:bookmarkStart w:id="19" w:name="supplementary-information-stub"/>
+    <w:bookmarkStart w:id="20" w:name="supplementary-information-stub"/>
     <w:p>
       <w:pPr>
         <w:pStyle w:val="Heading1"/>
@@ -1198,12 +1198,11 @@
         <w:tblLook w:firstRow="1" w:lastRow="0" w:firstColumn="0" w:lastColumn="0" w:noHBand="0" w:noVBand="0" w:val="0020"/>
       </w:tblPr>
       <w:tblGrid>
-        <w:gridCol w:w="1320"/>
-        <w:gridCol w:w="1320"/>
-        <w:gridCol w:w="1320"/>
-        <w:gridCol w:w="1320"/>
-        <w:gridCol w:w="1320"/>
-        <w:gridCol w:w="1320"/>
+        <w:gridCol w:w="1584"/>
+        <w:gridCol w:w="1584"/>
+        <w:gridCol w:w="1584"/>
+        <w:gridCol w:w="1584"/>
+        <w:gridCol w:w="1584"/>
       </w:tblGrid>
       <w:tr>
         <w:trPr>
@@ -1260,18 +1259,7 @@
               <w:pStyle w:val="Compact"/>
             </w:pPr>
             <w:r>
-              <w:t xml:space="preserve">MODIS β (clustered)</w:t>
-            </w:r>
-          </w:p>
-        </w:tc>
-        <w:tc>
-          <w:tcPr/>
-          <w:p>
-            <w:pPr>
-              <w:pStyle w:val="Compact"/>
-            </w:pPr>
-            <w:r>
-              <w:t xml:space="preserve">p</w:t>
+              <w:t xml:space="preserve">PML-V2 β (clustered)</w:t>
             </w:r>
           </w:p>
         </w:tc>
@@ -1306,10 +1294,6 @@
               <w:pStyle w:val="Compact"/>
             </w:pPr>
             <w:r>
-              <w:rPr>
-                <w:b/>
-                <w:bCs/>
-              </w:rPr>
               <w:t xml:space="preserve">0.209</w:t>
             </w:r>
           </w:p>
@@ -1332,22 +1316,7 @@
               <w:pStyle w:val="Compact"/>
             </w:pPr>
             <w:r>
-              <w:rPr>
-                <w:b/>
-                <w:bCs/>
-              </w:rPr>
-              <w:t xml:space="preserve">+0.240</w:t>
-            </w:r>
-          </w:p>
-        </w:tc>
-        <w:tc>
-          <w:tcPr/>
-          <w:p>
-            <w:pPr>
-              <w:pStyle w:val="Compact"/>
-            </w:pPr>
-            <w:r>
-              <w:t xml:space="preserve">0.033</w:t>
+              <w:t xml:space="preserve">+0.284</w:t>
             </w:r>
           </w:p>
         </w:tc>
@@ -1404,18 +1373,7 @@
               <w:pStyle w:val="Compact"/>
             </w:pPr>
             <w:r>
-              <w:t xml:space="preserve">+0.205</w:t>
-            </w:r>
-          </w:p>
-        </w:tc>
-        <w:tc>
-          <w:tcPr/>
-          <w:p>
-            <w:pPr>
-              <w:pStyle w:val="Compact"/>
-            </w:pPr>
-            <w:r>
-              <w:t xml:space="preserve">0.049</w:t>
+              <w:t xml:space="preserve">+0.243</w:t>
             </w:r>
           </w:p>
         </w:tc>
@@ -1472,18 +1430,7 @@
               <w:pStyle w:val="Compact"/>
             </w:pPr>
             <w:r>
-              <w:t xml:space="preserve">+0.056</w:t>
-            </w:r>
-          </w:p>
-        </w:tc>
-        <w:tc>
-          <w:tcPr/>
-          <w:p>
-            <w:pPr>
-              <w:pStyle w:val="Compact"/>
-            </w:pPr>
-            <w:r>
-              <w:t xml:space="preserve">0.128</w:t>
+              <w:t xml:space="preserve">+0.124</w:t>
             </w:r>
           </w:p>
         </w:tc>
@@ -1540,18 +1487,7 @@
               <w:pStyle w:val="Compact"/>
             </w:pPr>
             <w:r>
-              <w:t xml:space="preserve">−0.019</w:t>
-            </w:r>
-          </w:p>
-        </w:tc>
-        <w:tc>
-          <w:tcPr/>
-          <w:p>
-            <w:pPr>
-              <w:pStyle w:val="Compact"/>
-            </w:pPr>
-            <w:r>
-              <w:t xml:space="preserve">0.053</w:t>
+              <w:t xml:space="preserve">-0.005</w:t>
             </w:r>
           </w:p>
         </w:tc>
@@ -1923,7 +1859,7 @@
         <w:pStyle w:val="FirstParagraph"/>
       </w:pPr>
       <w:r>
-        <w:t xml:space="preserve">The same retained predictors as the plot-level models (4 structural + EVI + 2 GPP products) crossed with each context variable: 168 terms, of which 7 survive Benjamini–Hochberg correction within family. Source:</w:t>
+        <w:t xml:space="preserve">The same retained predictors as the plot-level models (4 structural + EVI + PML-V2 GPP) crossed with each context variable: 144 terms, of which 5 survive Benjamini–Hochberg correction within family. Source:</w:t>
       </w:r>
       <w:r>
         <w:t xml:space="preserve"> </w:t>
@@ -1932,7 +1868,7 @@
         <w:rPr>
           <w:rStyle w:val="VerbatimChar"/>
         </w:rPr>
-        <w:t xml:space="preserve">o4_interactions_consistent.csv</w:t>
+        <w:t xml:space="preserve">o4_interactions_pml.csv</w:t>
       </w:r>
       <w:r>
         <w:t xml:space="preserve">.</w:t>
@@ -2167,142 +2103,6 @@
               <w:pStyle w:val="Compact"/>
             </w:pPr>
             <w:r>
-              <w:t xml:space="preserve">disturbance</w:t>
-            </w:r>
-          </w:p>
-        </w:tc>
-        <w:tc>
-          <w:tcPr/>
-          <w:p>
-            <w:pPr>
-              <w:pStyle w:val="Compact"/>
-            </w:pPr>
-            <w:r>
-              <w:t xml:space="preserve">recency</w:t>
-            </w:r>
-          </w:p>
-        </w:tc>
-        <w:tc>
-          <w:tcPr/>
-          <w:p>
-            <w:pPr>
-              <w:pStyle w:val="Compact"/>
-            </w:pPr>
-            <w:r>
-              <w:t xml:space="preserve">Hill q1</w:t>
-            </w:r>
-          </w:p>
-        </w:tc>
-        <w:tc>
-          <w:tcPr/>
-          <w:p>
-            <w:pPr>
-              <w:pStyle w:val="Compact"/>
-            </w:pPr>
-            <w:r>
-              <w:t xml:space="preserve">MODIS GPP</w:t>
-            </w:r>
-          </w:p>
-        </w:tc>
-        <w:tc>
-          <w:tcPr/>
-          <w:p>
-            <w:pPr>
-              <w:pStyle w:val="Compact"/>
-            </w:pPr>
-            <w:r>
-              <w:t xml:space="preserve">−0.147</w:t>
-            </w:r>
-          </w:p>
-        </w:tc>
-        <w:tc>
-          <w:tcPr/>
-          <w:p>
-            <w:pPr>
-              <w:pStyle w:val="Compact"/>
-            </w:pPr>
-            <w:r>
-              <w:t xml:space="preserve">0.006</w:t>
-            </w:r>
-          </w:p>
-        </w:tc>
-      </w:tr>
-      <w:tr>
-        <w:tc>
-          <w:tcPr/>
-          <w:p>
-            <w:pPr>
-              <w:pStyle w:val="Compact"/>
-            </w:pPr>
-            <w:r>
-              <w:t xml:space="preserve">disturbance</w:t>
-            </w:r>
-          </w:p>
-        </w:tc>
-        <w:tc>
-          <w:tcPr/>
-          <w:p>
-            <w:pPr>
-              <w:pStyle w:val="Compact"/>
-            </w:pPr>
-            <w:r>
-              <w:t xml:space="preserve">recency</w:t>
-            </w:r>
-          </w:p>
-        </w:tc>
-        <w:tc>
-          <w:tcPr/>
-          <w:p>
-            <w:pPr>
-              <w:pStyle w:val="Compact"/>
-            </w:pPr>
-            <w:r>
-              <w:t xml:space="preserve">Hill q2</w:t>
-            </w:r>
-          </w:p>
-        </w:tc>
-        <w:tc>
-          <w:tcPr/>
-          <w:p>
-            <w:pPr>
-              <w:pStyle w:val="Compact"/>
-            </w:pPr>
-            <w:r>
-              <w:t xml:space="preserve">MODIS GPP</w:t>
-            </w:r>
-          </w:p>
-        </w:tc>
-        <w:tc>
-          <w:tcPr/>
-          <w:p>
-            <w:pPr>
-              <w:pStyle w:val="Compact"/>
-            </w:pPr>
-            <w:r>
-              <w:t xml:space="preserve">−0.143</w:t>
-            </w:r>
-          </w:p>
-        </w:tc>
-        <w:tc>
-          <w:tcPr/>
-          <w:p>
-            <w:pPr>
-              <w:pStyle w:val="Compact"/>
-            </w:pPr>
-            <w:r>
-              <w:t xml:space="preserve">0.005</w:t>
-            </w:r>
-          </w:p>
-        </w:tc>
-      </w:tr>
-      <w:tr>
-        <w:tc>
-          <w:tcPr/>
-          <w:p>
-            <w:pPr>
-              <w:pStyle w:val="Compact"/>
-            </w:pPr>
-            <w:r>
               <w:t xml:space="preserve">land use</w:t>
             </w:r>
           </w:p>
@@ -2505,17 +2305,17 @@
         <w:pStyle w:val="BodyText"/>
       </w:pPr>
       <w:r>
-        <w:t xml:space="preserve">Interpretation: the structure–diversity coupling weakens with disturbance severity, and the productivity–diversity coupling weakens with disturbance recency (both negative). The three surviving land-use terms all involve the spectral index and compositional turnover, and are reported as exploratory. No stand-age interaction survives correction (the GPP × stand-age term has q = 0.26), so the age moderation is reported as suggestive only.</w:t>
+        <w:t xml:space="preserve">Interpretation: the structure–diversity coupling weakens with disturbance severity (negative LAI × severity for both alpha metrics). The three surviving land-use terms all involve the spectral index and compositional turnover, and are reported as exploratory. No stand-age interaction survives correction, so the age moderation is reported as directionally consistent but unsupported.</w:t>
       </w:r>
     </w:p>
     <w:bookmarkEnd w:id="16"/>
-    <w:bookmarkStart w:id="17" w:name="X071c57b9115636e10ffd7a54f4e179b41a23367"/>
+    <w:bookmarkStart w:id="17" w:name="X01701e2976fb70a295eee4b264476e8c686cc48"/>
     <w:p>
       <w:pPr>
         <w:pStyle w:val="Heading2"/>
       </w:pPr>
       <w:r>
-        <w:t xml:space="preserve">Supplementary Table S7 — Plot-level productivity diagnostic: product-specificity and suppression</w:t>
+        <w:t xml:space="preserve">Supplementary Table S7 — Plot-level productivity diagnostic</w:t>
       </w:r>
     </w:p>
     <w:p>
@@ -2523,7 +2323,7 @@
         <w:pStyle w:val="FirstParagraph"/>
       </w:pPr>
       <w:r>
-        <w:t xml:space="preserve">Why productivity is analysed at the site scale (Section 3.5). Turnover response, plot level, domain fixed effects + site-clustered SE, all predictors and the response standardized (single consistent scale). n = 579; r(MODIS, PML) = 0.87. Source:</w:t>
+        <w:t xml:space="preserve">Why productivity is analysed at the site scale (Section 3.5). Plot level, domain fixed effects + site-clustered SE, all predictors and the response standardized. Source:</w:t>
       </w:r>
       <w:r>
         <w:t xml:space="preserve"> </w:t>
@@ -2556,7 +2356,8 @@
     <w:tbl>
       <w:tblPr>
         <w:tblStyle w:val="Table"/>
-        <w:tblW w:type="auto" w:w="0"/>
+        <w:tblW w:type="pct" w:w="5000"/>
+        <w:tblLayout w:type="fixed"/>
         <w:tblLook w:firstRow="1" w:lastRow="0" w:firstColumn="0" w:lastColumn="0" w:noHBand="0" w:noVBand="0" w:val="0020"/>
       </w:tblPr>
       <w:tblGrid>
@@ -2576,29 +2377,18 @@
               <w:pStyle w:val="Compact"/>
             </w:pPr>
             <w:r>
-              <w:t xml:space="preserve">model</w:t>
-            </w:r>
-          </w:p>
-        </w:tc>
-        <w:tc>
-          <w:tcPr/>
-          <w:p>
-            <w:pPr>
-              <w:pStyle w:val="Compact"/>
-            </w:pPr>
-            <w:r>
-              <w:t xml:space="preserve">product</w:t>
-            </w:r>
-          </w:p>
-        </w:tc>
-        <w:tc>
-          <w:tcPr/>
-          <w:p>
-            <w:pPr>
-              <w:pStyle w:val="Compact"/>
-            </w:pPr>
-            <w:r>
-              <w:t xml:space="preserve">β (fully standardized)</w:t>
+              <w:t xml:space="preserve">response</w:t>
+            </w:r>
+          </w:p>
+        </w:tc>
+        <w:tc>
+          <w:tcPr/>
+          <w:p>
+            <w:pPr>
+              <w:pStyle w:val="Compact"/>
+            </w:pPr>
+            <w:r>
+              <w:t xml:space="preserve">PML-V2 β (fully standardized)</w:t>
             </w:r>
           </w:p>
         </w:tc>
@@ -2613,73 +2403,73 @@
             </w:r>
           </w:p>
         </w:tc>
-      </w:tr>
-      <w:tr>
-        <w:tc>
-          <w:tcPr/>
-          <w:p>
-            <w:pPr>
-              <w:pStyle w:val="Compact"/>
-            </w:pPr>
-            <w:r>
-              <w:t xml:space="preserve">MODIS only</w:t>
-            </w:r>
-          </w:p>
-        </w:tc>
-        <w:tc>
-          <w:tcPr/>
-          <w:p>
-            <w:pPr>
-              <w:pStyle w:val="Compact"/>
-            </w:pPr>
-            <w:r>
-              <w:t xml:space="preserve">MODIS GPP</w:t>
-            </w:r>
-          </w:p>
-        </w:tc>
-        <w:tc>
-          <w:tcPr/>
-          <w:p>
-            <w:pPr>
-              <w:pStyle w:val="Compact"/>
-            </w:pPr>
-            <w:r>
-              <w:t xml:space="preserve">−0.030</w:t>
-            </w:r>
-          </w:p>
-        </w:tc>
-        <w:tc>
-          <w:tcPr/>
-          <w:p>
-            <w:pPr>
-              <w:pStyle w:val="Compact"/>
-            </w:pPr>
-            <w:r>
-              <w:t xml:space="preserve">0.850</w:t>
-            </w:r>
-          </w:p>
-        </w:tc>
-      </w:tr>
-      <w:tr>
-        <w:tc>
-          <w:tcPr/>
-          <w:p>
-            <w:pPr>
-              <w:pStyle w:val="Compact"/>
-            </w:pPr>
-            <w:r>
-              <w:t xml:space="preserve">PML only</w:t>
-            </w:r>
-          </w:p>
-        </w:tc>
-        <w:tc>
-          <w:tcPr/>
-          <w:p>
-            <w:pPr>
-              <w:pStyle w:val="Compact"/>
-            </w:pPr>
-            <w:r>
-              <w:t xml:space="preserve">PML GPP</w:t>
+        <w:tc>
+          <w:tcPr/>
+          <w:p>
+            <w:pPr>
+              <w:pStyle w:val="Compact"/>
+            </w:pPr>
+            <w:r>
+              <w:t xml:space="preserve">ΔR² beyond state + dynamics</w:t>
+            </w:r>
+          </w:p>
+        </w:tc>
+      </w:tr>
+      <w:tr>
+        <w:tc>
+          <w:tcPr/>
+          <w:p>
+            <w:pPr>
+              <w:pStyle w:val="Compact"/>
+            </w:pPr>
+            <w:r>
+              <w:t xml:space="preserve">Hill q1</w:t>
+            </w:r>
+          </w:p>
+        </w:tc>
+        <w:tc>
+          <w:tcPr/>
+          <w:p>
+            <w:pPr>
+              <w:pStyle w:val="Compact"/>
+            </w:pPr>
+            <w:r>
+              <w:t xml:space="preserve">+0.151</w:t>
+            </w:r>
+          </w:p>
+        </w:tc>
+        <w:tc>
+          <w:tcPr/>
+          <w:p>
+            <w:pPr>
+              <w:pStyle w:val="Compact"/>
+            </w:pPr>
+            <w:r>
+              <w:t xml:space="preserve">0.056</w:t>
+            </w:r>
+          </w:p>
+        </w:tc>
+        <w:tc>
+          <w:tcPr/>
+          <w:p>
+            <w:pPr>
+              <w:pStyle w:val="Compact"/>
+            </w:pPr>
+            <w:r>
+              <w:t xml:space="preserve">0.003</w:t>
+            </w:r>
+          </w:p>
+        </w:tc>
+      </w:tr>
+      <w:tr>
+        <w:tc>
+          <w:tcPr/>
+          <w:p>
+            <w:pPr>
+              <w:pStyle w:val="Compact"/>
+            </w:pPr>
+            <w:r>
+              <w:t xml:space="preserve">Turnover</w:t>
             </w:r>
           </w:p>
         </w:tc>
@@ -2705,95 +2495,14 @@
             </w:r>
           </w:p>
         </w:tc>
-      </w:tr>
-      <w:tr>
-        <w:tc>
-          <w:tcPr/>
-          <w:p>
-            <w:pPr>
-              <w:pStyle w:val="Compact"/>
-            </w:pPr>
-            <w:r>
-              <w:t xml:space="preserve">joint</w:t>
-            </w:r>
-          </w:p>
-        </w:tc>
-        <w:tc>
-          <w:tcPr/>
-          <w:p>
-            <w:pPr>
-              <w:pStyle w:val="Compact"/>
-            </w:pPr>
-            <w:r>
-              <w:t xml:space="preserve">MODIS GPP</w:t>
-            </w:r>
-          </w:p>
-        </w:tc>
-        <w:tc>
-          <w:tcPr/>
-          <w:p>
-            <w:pPr>
-              <w:pStyle w:val="Compact"/>
-            </w:pPr>
-            <w:r>
-              <w:t xml:space="preserve">−0.233</w:t>
-            </w:r>
-          </w:p>
-        </w:tc>
-        <w:tc>
-          <w:tcPr/>
-          <w:p>
-            <w:pPr>
-              <w:pStyle w:val="Compact"/>
-            </w:pPr>
-            <w:r>
-              <w:t xml:space="preserve">0.054</w:t>
-            </w:r>
-          </w:p>
-        </w:tc>
-      </w:tr>
-      <w:tr>
-        <w:tc>
-          <w:tcPr/>
-          <w:p>
-            <w:pPr>
-              <w:pStyle w:val="Compact"/>
-            </w:pPr>
-            <w:r>
-              <w:t xml:space="preserve">joint</w:t>
-            </w:r>
-          </w:p>
-        </w:tc>
-        <w:tc>
-          <w:tcPr/>
-          <w:p>
-            <w:pPr>
-              <w:pStyle w:val="Compact"/>
-            </w:pPr>
-            <w:r>
-              <w:t xml:space="preserve">PML GPP</w:t>
-            </w:r>
-          </w:p>
-        </w:tc>
-        <w:tc>
-          <w:tcPr/>
-          <w:p>
-            <w:pPr>
-              <w:pStyle w:val="Compact"/>
-            </w:pPr>
-            <w:r>
-              <w:t xml:space="preserve">+0.367</w:t>
-            </w:r>
-          </w:p>
-        </w:tc>
-        <w:tc>
-          <w:tcPr/>
-          <w:p>
-            <w:pPr>
-              <w:pStyle w:val="Compact"/>
-            </w:pPr>
-            <w:r>
-              <w:t xml:space="preserve">0.040</w:t>
+        <w:tc>
+          <w:tcPr/>
+          <w:p>
+            <w:pPr>
+              <w:pStyle w:val="Compact"/>
+            </w:pPr>
+            <w:r>
+              <w:t xml:space="preserve">0.011</w:t>
             </w:r>
           </w:p>
         </w:tc>
@@ -2804,36 +2513,7 @@
         <w:pStyle w:val="BodyText"/>
       </w:pPr>
       <w:r>
-        <w:t xml:space="preserve">Neither product is associated with turnover on its own; entered jointly they take opposing signs with inflated magnitudes — a suppression signature between two highly correlated products. We therefore decline any directional plot-level reading and analyse productivity at the site scale.</w:t>
-      </w:r>
-    </w:p>
-    <w:p>
-      <w:pPr>
-        <w:pStyle w:val="BodyText"/>
-      </w:pPr>
-      <w:r>
-        <w:t xml:space="preserve">Simple slopes (</w:t>
-      </w:r>
-      <w:r>
-        <w:rPr>
-          <w:rStyle w:val="VerbatimChar"/>
-        </w:rPr>
-        <w:t xml:space="preserve">simple_slopes.csv</w:t>
-      </w:r>
-      <w:r>
-        <w:t xml:space="preserve">), Hill q1, at −1 SD / mean / +1 SD of the moderator:</w:t>
-      </w:r>
-      <w:r>
-        <w:t xml:space="preserve"> </w:t>
-      </w:r>
-      <w:r>
-        <w:t xml:space="preserve">- MODIS GPP × stand age: +0.17 (p = 0.135), +0.27 (p = 0.014), +0.38 (p = 0.007) — the interaction itself does not survive FDR (q = 0.26).</w:t>
-      </w:r>
-      <w:r>
-        <w:t xml:space="preserve"> </w:t>
-      </w:r>
-      <w:r>
-        <w:t xml:space="preserve">- VCI × disturbance severity: +0.39, +0.30, +0.21 (all p &lt; 0.001).</w:t>
+        <w:t xml:space="preserve">Neither increment reaches significance, so productivity adds little at the plot grain. For completeness we note the collinearity artifact that motivated carrying a single satellite product: with r = 0.87 between MOD17 and PML-V2, entering both in the turnover model made their coefficients oppose and inflate (MODIS −0.233, p = 0.054; PML +0.367, p = 0.040) although neither was associated with turnover alone (MODIS −0.030, p = 0.850; PML +0.273, p = 0.151) — a textbook suppression pattern rather than added information.</w:t>
       </w:r>
     </w:p>
     <w:bookmarkEnd w:id="17"/>
@@ -4223,7 +3903,180 @@
       </w:r>
     </w:p>
     <w:bookmarkEnd w:id="18"/>
+    <w:bookmarkStart w:id="19" w:name="Xafb6d21684ebe6d34c769fe74a857e8c0e1fc5b"/>
+    <w:p>
+      <w:pPr>
+        <w:pStyle w:val="Heading2"/>
+      </w:pPr>
+      <w:r>
+        <w:t xml:space="preserve">Supplementary Table S9 — MODIS MOD17 cross-check (site level)</w:t>
+      </w:r>
+    </w:p>
+    <w:p>
+      <w:pPr>
+        <w:pStyle w:val="FirstParagraph"/>
+      </w:pPr>
+      <w:r>
+        <w:t xml:space="preserve">MOD17 is not carried into the models (Section 2.3) but reproduces the site-level species–energy result, confirming that the conclusion is not specific to the chosen satellite product.</w:t>
+      </w:r>
+    </w:p>
+    <w:tbl>
+      <w:tblPr>
+        <w:tblStyle w:val="Table"/>
+        <w:tblW w:type="auto" w:w="0"/>
+        <w:tblLook w:firstRow="1" w:lastRow="0" w:firstColumn="0" w:lastColumn="0" w:noHBand="0" w:noVBand="0" w:val="0020"/>
+      </w:tblPr>
+      <w:tblGrid>
+        <w:gridCol w:w="2640"/>
+        <w:gridCol w:w="2640"/>
+        <w:gridCol w:w="2640"/>
+      </w:tblGrid>
+      <w:tr>
+        <w:trPr>
+          <w:tblHeader w:val="on"/>
+        </w:trPr>
+        <w:tc>
+          <w:tcPr/>
+          <w:p>
+            <w:pPr>
+              <w:pStyle w:val="Compact"/>
+            </w:pPr>
+            <w:r>
+              <w:t xml:space="preserve">comparison</w:t>
+            </w:r>
+          </w:p>
+        </w:tc>
+        <w:tc>
+          <w:tcPr/>
+          <w:p>
+            <w:pPr>
+              <w:pStyle w:val="Compact"/>
+            </w:pPr>
+            <w:r>
+              <w:t xml:space="preserve">PML-V2 (used)</w:t>
+            </w:r>
+          </w:p>
+        </w:tc>
+        <w:tc>
+          <w:tcPr/>
+          <w:p>
+            <w:pPr>
+              <w:pStyle w:val="Compact"/>
+            </w:pPr>
+            <w:r>
+              <w:t xml:space="preserve">MODIS MOD17 (cross-check)</w:t>
+            </w:r>
+          </w:p>
+        </w:tc>
+      </w:tr>
+      <w:tr>
+        <w:tc>
+          <w:tcPr/>
+          <w:p>
+            <w:pPr>
+              <w:pStyle w:val="Compact"/>
+            </w:pPr>
+            <w:r>
+              <w:t xml:space="preserve">r with site-mean Hill q1</w:t>
+            </w:r>
+          </w:p>
+        </w:tc>
+        <w:tc>
+          <w:tcPr/>
+          <w:p>
+            <w:pPr>
+              <w:pStyle w:val="Compact"/>
+            </w:pPr>
+            <w:r>
+              <w:t xml:space="preserve">+0.50 (p = 0.009)</w:t>
+            </w:r>
+          </w:p>
+        </w:tc>
+        <w:tc>
+          <w:tcPr/>
+          <w:p>
+            <w:pPr>
+              <w:pStyle w:val="Compact"/>
+            </w:pPr>
+            <w:r>
+              <w:t xml:space="preserve">+0.60 (p = 0.001)</w:t>
+            </w:r>
+          </w:p>
+        </w:tc>
+      </w:tr>
+      <w:tr>
+        <w:tc>
+          <w:tcPr/>
+          <w:p>
+            <w:pPr>
+              <w:pStyle w:val="Compact"/>
+            </w:pPr>
+            <w:r>
+              <w:t xml:space="preserve">r with eddy-covariance tower GPP</w:t>
+            </w:r>
+          </w:p>
+        </w:tc>
+        <w:tc>
+          <w:tcPr/>
+          <w:p>
+            <w:pPr>
+              <w:pStyle w:val="Compact"/>
+            </w:pPr>
+            <w:r>
+              <w:t xml:space="preserve">+0.86</w:t>
+            </w:r>
+          </w:p>
+        </w:tc>
+        <w:tc>
+          <w:tcPr/>
+          <w:p>
+            <w:pPr>
+              <w:pStyle w:val="Compact"/>
+            </w:pPr>
+            <w:r>
+              <w:t xml:space="preserve">+0.85</w:t>
+            </w:r>
+          </w:p>
+        </w:tc>
+      </w:tr>
+      <w:tr>
+        <w:tc>
+          <w:tcPr/>
+          <w:p>
+            <w:pPr>
+              <w:pStyle w:val="Compact"/>
+            </w:pPr>
+            <w:r>
+              <w:t xml:space="preserve">quadratic (hump) term</w:t>
+            </w:r>
+          </w:p>
+        </w:tc>
+        <w:tc>
+          <w:tcPr/>
+          <w:p>
+            <w:pPr>
+              <w:pStyle w:val="Compact"/>
+            </w:pPr>
+            <w:r>
+              <w:t xml:space="preserve">not supported</w:t>
+            </w:r>
+          </w:p>
+        </w:tc>
+        <w:tc>
+          <w:tcPr/>
+          <w:p>
+            <w:pPr>
+              <w:pStyle w:val="Compact"/>
+            </w:pPr>
+            <w:r>
+              <w:t xml:space="preserve">not supported</w:t>
+            </w:r>
+          </w:p>
+        </w:tc>
+      </w:tr>
+    </w:tbl>
     <w:bookmarkEnd w:id="19"/>
+    <w:bookmarkEnd w:id="20"/>
     <w:sectPr>
       <w:footnotePr>
         <w:numRestart w:val="eachSect"/>

--- a/NEON_v2/papers/UNIFIED/SUPPLEMENTARY.docx
+++ b/NEON_v2/papers/UNIFIED/SUPPLEMENTARY.docx
@@ -91,7 +91,7 @@
         <w:rPr>
           <w:rStyle w:val="VerbatimChar"/>
         </w:rPr>
-        <w:t xml:space="preserve">recompute_suppression_26.py</w:t>
+        <w:t xml:space="preserve">plot_level_gpp_diagnostic.py</w:t>
       </w:r>
       <w:r>
         <w:t xml:space="preserve">. All numbers in the main text are re-derived from the source data by</w:t>
@@ -2332,7 +2332,7 @@
         <w:rPr>
           <w:rStyle w:val="VerbatimChar"/>
         </w:rPr>
-        <w:t xml:space="preserve">gpp_suppression_26.csv</w:t>
+        <w:t xml:space="preserve">gpp_plot_diagnostic_26.csv</w:t>
       </w:r>
       <w:r>
         <w:t xml:space="preserve"> </w:t>
@@ -2347,7 +2347,7 @@
         <w:rPr>
           <w:rStyle w:val="VerbatimChar"/>
         </w:rPr>
-        <w:t xml:space="preserve">recompute_suppression_26.py</w:t>
+        <w:t xml:space="preserve">plot_level_gpp_diagnostic.py</w:t>
       </w:r>
       <w:r>
         <w:t xml:space="preserve">).</w:t>
@@ -2513,7 +2513,7 @@
         <w:pStyle w:val="BodyText"/>
       </w:pPr>
       <w:r>
-        <w:t xml:space="preserve">Neither increment reaches significance, so productivity adds little at the plot grain. For completeness we note the collinearity artifact that motivated carrying a single satellite product: with r = 0.87 between MOD17 and PML-V2, entering both in the turnover model made their coefficients oppose and inflate (MODIS −0.233, p = 0.054; PML +0.367, p = 0.040) although neither was associated with turnover alone (MODIS −0.030, p = 0.850; PML +0.273, p = 0.151) — a textbook suppression pattern rather than added information.</w:t>
+        <w:t xml:space="preserve">Neither increment reaches significance, so productivity adds little at the plot grain; it is analysed at the site scale instead (Section 3.5).</w:t>
       </w:r>
     </w:p>
     <w:bookmarkEnd w:id="17"/>
@@ -3917,7 +3917,7 @@
         <w:pStyle w:val="FirstParagraph"/>
       </w:pPr>
       <w:r>
-        <w:t xml:space="preserve">MOD17 is not carried into the models (Section 2.3) but reproduces the site-level species–energy result, confirming that the conclusion is not specific to the chosen satellite product.</w:t>
+        <w:t xml:space="preserve">The site-level species–energy result is reproduced by the alternative MOD17 product, confirming that it is not specific to the satellite product used.</w:t>
       </w:r>
     </w:p>
     <w:tbl>

--- a/NEON_v2/papers/UNIFIED/SUPPLEMENTARY.docx
+++ b/NEON_v2/papers/UNIFIED/SUPPLEMENTARY.docx
@@ -2,7 +2,7 @@
 <file path=word/document.xml><?xml version="1.0" encoding="utf-8"?>
 <w:document xmlns:w="http://schemas.openxmlformats.org/wordprocessingml/2006/main" xmlns:m="http://schemas.openxmlformats.org/officeDocument/2006/math" xmlns:r="http://schemas.openxmlformats.org/officeDocument/2006/relationships" xmlns:o="urn:schemas-microsoft-com:office:office" xmlns:v="urn:schemas-microsoft-com:vml" xmlns:w10="urn:schemas-microsoft-com:office:word" xmlns:a="http://schemas.openxmlformats.org/drawingml/2006/main" xmlns:pic="http://schemas.openxmlformats.org/drawingml/2006/picture" xmlns:wp="http://schemas.openxmlformats.org/drawingml/2006/wordprocessingDrawing">
   <w:body>
-    <w:bookmarkStart w:id="20" w:name="supplementary-information-stub"/>
+    <w:bookmarkStart w:id="21" w:name="supplementary-information-stub"/>
     <w:p>
       <w:pPr>
         <w:pStyle w:val="Heading1"/>
@@ -4076,7 +4076,711 @@
       </w:tr>
     </w:tbl>
     <w:bookmarkEnd w:id="19"/>
+    <w:bookmarkStart w:id="20" w:name="X8ac295d11da8bb42df9b7feddaf79519f5b65d3"/>
+    <w:p>
+      <w:pPr>
+        <w:pStyle w:val="Heading2"/>
+      </w:pPr>
+      <w:r>
+        <w:t xml:space="preserve">Supplementary Table S10 — Model diagnostics (full plot-level model)</w:t>
+      </w:r>
+    </w:p>
+    <w:p>
+      <w:pPr>
+        <w:pStyle w:val="FirstParagraph"/>
+      </w:pPr>
+      <w:r>
+        <w:t xml:space="preserve">Full model = domain fixed effects + structure + spectral + dynamics. Breusch–Pagan tests residual heteroscedasticity, Shapiro–Wilk residual normality, Moran’s I residual spatial autocorrelation (k = 8 nearest neighbours, 999 permutations). Maximum VIF across the retained predictors = 4.14. Source:</w:t>
+      </w:r>
+      <w:r>
+        <w:t xml:space="preserve"> </w:t>
+      </w:r>
+      <w:r>
+        <w:rPr>
+          <w:rStyle w:val="VerbatimChar"/>
+        </w:rPr>
+        <w:t xml:space="preserve">model_diagnostics.csv</w:t>
+      </w:r>
+      <w:r>
+        <w:t xml:space="preserve"> </w:t>
+      </w:r>
+      <w:r>
+        <w:t xml:space="preserve">(script</w:t>
+      </w:r>
+      <w:r>
+        <w:t xml:space="preserve"> </w:t>
+      </w:r>
+      <w:r>
+        <w:rPr>
+          <w:rStyle w:val="VerbatimChar"/>
+        </w:rPr>
+        <w:t xml:space="preserve">model_diagnostics.py</w:t>
+      </w:r>
+      <w:r>
+        <w:t xml:space="preserve">).</w:t>
+      </w:r>
+    </w:p>
+    <w:tbl>
+      <w:tblPr>
+        <w:tblStyle w:val="Table"/>
+        <w:tblW w:type="pct" w:w="5000"/>
+        <w:tblLayout w:type="fixed"/>
+        <w:tblLook w:firstRow="1" w:lastRow="0" w:firstColumn="0" w:lastColumn="0" w:noHBand="0" w:noVBand="0" w:val="0020"/>
+      </w:tblPr>
+      <w:tblGrid>
+        <w:gridCol w:w="990"/>
+        <w:gridCol w:w="990"/>
+        <w:gridCol w:w="990"/>
+        <w:gridCol w:w="990"/>
+        <w:gridCol w:w="990"/>
+        <w:gridCol w:w="990"/>
+        <w:gridCol w:w="990"/>
+        <w:gridCol w:w="990"/>
+      </w:tblGrid>
+      <w:tr>
+        <w:trPr>
+          <w:tblHeader w:val="on"/>
+        </w:trPr>
+        <w:tc>
+          <w:tcPr/>
+          <w:p>
+            <w:pPr>
+              <w:pStyle w:val="Compact"/>
+            </w:pPr>
+            <w:r>
+              <w:t xml:space="preserve">response</w:t>
+            </w:r>
+          </w:p>
+        </w:tc>
+        <w:tc>
+          <w:tcPr/>
+          <w:p>
+            <w:pPr>
+              <w:pStyle w:val="Compact"/>
+            </w:pPr>
+            <w:r>
+              <w:t xml:space="preserve">scale</w:t>
+            </w:r>
+          </w:p>
+        </w:tc>
+        <w:tc>
+          <w:tcPr/>
+          <w:p>
+            <w:pPr>
+              <w:pStyle w:val="Compact"/>
+            </w:pPr>
+            <w:r>
+              <w:t xml:space="preserve">n</w:t>
+            </w:r>
+          </w:p>
+        </w:tc>
+        <w:tc>
+          <w:tcPr/>
+          <w:p>
+            <w:pPr>
+              <w:pStyle w:val="Compact"/>
+            </w:pPr>
+            <w:r>
+              <w:t xml:space="preserve">Breusch–Pagan p</w:t>
+            </w:r>
+          </w:p>
+        </w:tc>
+        <w:tc>
+          <w:tcPr/>
+          <w:p>
+            <w:pPr>
+              <w:pStyle w:val="Compact"/>
+            </w:pPr>
+            <w:r>
+              <w:t xml:space="preserve">Shapiro–Wilk p</w:t>
+            </w:r>
+          </w:p>
+        </w:tc>
+        <w:tc>
+          <w:tcPr/>
+          <w:p>
+            <w:pPr>
+              <w:pStyle w:val="Compact"/>
+            </w:pPr>
+            <w:r>
+              <w:t xml:space="preserve">residual skew</w:t>
+            </w:r>
+          </w:p>
+        </w:tc>
+        <w:tc>
+          <w:tcPr/>
+          <w:p>
+            <w:pPr>
+              <w:pStyle w:val="Compact"/>
+            </w:pPr>
+            <w:r>
+              <w:t xml:space="preserve">Moran’s I</w:t>
+            </w:r>
+          </w:p>
+        </w:tc>
+        <w:tc>
+          <w:tcPr/>
+          <w:p>
+            <w:pPr>
+              <w:pStyle w:val="Compact"/>
+            </w:pPr>
+            <w:r>
+              <w:t xml:space="preserve">p</w:t>
+            </w:r>
+          </w:p>
+        </w:tc>
+      </w:tr>
+      <w:tr>
+        <w:tc>
+          <w:tcPr/>
+          <w:p>
+            <w:pPr>
+              <w:pStyle w:val="Compact"/>
+            </w:pPr>
+            <w:r>
+              <w:t xml:space="preserve">Hill q1</w:t>
+            </w:r>
+          </w:p>
+        </w:tc>
+        <w:tc>
+          <w:tcPr/>
+          <w:p>
+            <w:pPr>
+              <w:pStyle w:val="Compact"/>
+            </w:pPr>
+            <w:r>
+              <w:t xml:space="preserve">raw</w:t>
+            </w:r>
+          </w:p>
+        </w:tc>
+        <w:tc>
+          <w:tcPr/>
+          <w:p>
+            <w:pPr>
+              <w:pStyle w:val="Compact"/>
+            </w:pPr>
+            <w:r>
+              <w:t xml:space="preserve">644</w:t>
+            </w:r>
+          </w:p>
+        </w:tc>
+        <w:tc>
+          <w:tcPr/>
+          <w:p>
+            <w:pPr>
+              <w:pStyle w:val="Compact"/>
+            </w:pPr>
+            <w:r>
+              <w:t xml:space="preserve">0.000</w:t>
+            </w:r>
+          </w:p>
+        </w:tc>
+        <w:tc>
+          <w:tcPr/>
+          <w:p>
+            <w:pPr>
+              <w:pStyle w:val="Compact"/>
+            </w:pPr>
+            <w:r>
+              <w:t xml:space="preserve">0.000</w:t>
+            </w:r>
+          </w:p>
+        </w:tc>
+        <w:tc>
+          <w:tcPr/>
+          <w:p>
+            <w:pPr>
+              <w:pStyle w:val="Compact"/>
+            </w:pPr>
+            <w:r>
+              <w:t xml:space="preserve">+0.90</w:t>
+            </w:r>
+          </w:p>
+        </w:tc>
+        <w:tc>
+          <w:tcPr/>
+          <w:p>
+            <w:pPr>
+              <w:pStyle w:val="Compact"/>
+            </w:pPr>
+            <w:r>
+              <w:t xml:space="preserve">+0.154</w:t>
+            </w:r>
+          </w:p>
+        </w:tc>
+        <w:tc>
+          <w:tcPr/>
+          <w:p>
+            <w:pPr>
+              <w:pStyle w:val="Compact"/>
+            </w:pPr>
+            <w:r>
+              <w:t xml:space="preserve">0.001</w:t>
+            </w:r>
+          </w:p>
+        </w:tc>
+      </w:tr>
+      <w:tr>
+        <w:tc>
+          <w:tcPr/>
+          <w:p>
+            <w:pPr>
+              <w:pStyle w:val="Compact"/>
+            </w:pPr>
+            <w:r>
+              <w:t xml:space="preserve">Hill q1</w:t>
+            </w:r>
+          </w:p>
+        </w:tc>
+        <w:tc>
+          <w:tcPr/>
+          <w:p>
+            <w:pPr>
+              <w:pStyle w:val="Compact"/>
+            </w:pPr>
+            <w:r>
+              <w:t xml:space="preserve">log</w:t>
+            </w:r>
+          </w:p>
+        </w:tc>
+        <w:tc>
+          <w:tcPr/>
+          <w:p>
+            <w:pPr>
+              <w:pStyle w:val="Compact"/>
+            </w:pPr>
+            <w:r>
+              <w:t xml:space="preserve">644</w:t>
+            </w:r>
+          </w:p>
+        </w:tc>
+        <w:tc>
+          <w:tcPr/>
+          <w:p>
+            <w:pPr>
+              <w:pStyle w:val="Compact"/>
+            </w:pPr>
+            <w:r>
+              <w:t xml:space="preserve">0.011</w:t>
+            </w:r>
+          </w:p>
+        </w:tc>
+        <w:tc>
+          <w:tcPr/>
+          <w:p>
+            <w:pPr>
+              <w:pStyle w:val="Compact"/>
+            </w:pPr>
+            <w:r>
+              <w:t xml:space="preserve">0.220</w:t>
+            </w:r>
+          </w:p>
+        </w:tc>
+        <w:tc>
+          <w:tcPr/>
+          <w:p>
+            <w:pPr>
+              <w:pStyle w:val="Compact"/>
+            </w:pPr>
+            <w:r>
+              <w:t xml:space="preserve">-0.12</w:t>
+            </w:r>
+          </w:p>
+        </w:tc>
+        <w:tc>
+          <w:tcPr/>
+          <w:p>
+            <w:pPr>
+              <w:pStyle w:val="Compact"/>
+            </w:pPr>
+            <w:r>
+              <w:t xml:space="preserve">+0.133</w:t>
+            </w:r>
+          </w:p>
+        </w:tc>
+        <w:tc>
+          <w:tcPr/>
+          <w:p>
+            <w:pPr>
+              <w:pStyle w:val="Compact"/>
+            </w:pPr>
+            <w:r>
+              <w:t xml:space="preserve">0.001</w:t>
+            </w:r>
+          </w:p>
+        </w:tc>
+      </w:tr>
+      <w:tr>
+        <w:tc>
+          <w:tcPr/>
+          <w:p>
+            <w:pPr>
+              <w:pStyle w:val="Compact"/>
+            </w:pPr>
+            <w:r>
+              <w:t xml:space="preserve">Hill q2</w:t>
+            </w:r>
+          </w:p>
+        </w:tc>
+        <w:tc>
+          <w:tcPr/>
+          <w:p>
+            <w:pPr>
+              <w:pStyle w:val="Compact"/>
+            </w:pPr>
+            <w:r>
+              <w:t xml:space="preserve">raw</w:t>
+            </w:r>
+          </w:p>
+        </w:tc>
+        <w:tc>
+          <w:tcPr/>
+          <w:p>
+            <w:pPr>
+              <w:pStyle w:val="Compact"/>
+            </w:pPr>
+            <w:r>
+              <w:t xml:space="preserve">644</w:t>
+            </w:r>
+          </w:p>
+        </w:tc>
+        <w:tc>
+          <w:tcPr/>
+          <w:p>
+            <w:pPr>
+              <w:pStyle w:val="Compact"/>
+            </w:pPr>
+            <w:r>
+              <w:t xml:space="preserve">0.000</w:t>
+            </w:r>
+          </w:p>
+        </w:tc>
+        <w:tc>
+          <w:tcPr/>
+          <w:p>
+            <w:pPr>
+              <w:pStyle w:val="Compact"/>
+            </w:pPr>
+            <w:r>
+              <w:t xml:space="preserve">0.000</w:t>
+            </w:r>
+          </w:p>
+        </w:tc>
+        <w:tc>
+          <w:tcPr/>
+          <w:p>
+            <w:pPr>
+              <w:pStyle w:val="Compact"/>
+            </w:pPr>
+            <w:r>
+              <w:t xml:space="preserve">+1.05</w:t>
+            </w:r>
+          </w:p>
+        </w:tc>
+        <w:tc>
+          <w:tcPr/>
+          <w:p>
+            <w:pPr>
+              <w:pStyle w:val="Compact"/>
+            </w:pPr>
+            <w:r>
+              <w:t xml:space="preserve">+0.131</w:t>
+            </w:r>
+          </w:p>
+        </w:tc>
+        <w:tc>
+          <w:tcPr/>
+          <w:p>
+            <w:pPr>
+              <w:pStyle w:val="Compact"/>
+            </w:pPr>
+            <w:r>
+              <w:t xml:space="preserve">0.001</w:t>
+            </w:r>
+          </w:p>
+        </w:tc>
+      </w:tr>
+      <w:tr>
+        <w:tc>
+          <w:tcPr/>
+          <w:p>
+            <w:pPr>
+              <w:pStyle w:val="Compact"/>
+            </w:pPr>
+            <w:r>
+              <w:t xml:space="preserve">Hill q2</w:t>
+            </w:r>
+          </w:p>
+        </w:tc>
+        <w:tc>
+          <w:tcPr/>
+          <w:p>
+            <w:pPr>
+              <w:pStyle w:val="Compact"/>
+            </w:pPr>
+            <w:r>
+              <w:t xml:space="preserve">log</w:t>
+            </w:r>
+          </w:p>
+        </w:tc>
+        <w:tc>
+          <w:tcPr/>
+          <w:p>
+            <w:pPr>
+              <w:pStyle w:val="Compact"/>
+            </w:pPr>
+            <w:r>
+              <w:t xml:space="preserve">644</w:t>
+            </w:r>
+          </w:p>
+        </w:tc>
+        <w:tc>
+          <w:tcPr/>
+          <w:p>
+            <w:pPr>
+              <w:pStyle w:val="Compact"/>
+            </w:pPr>
+            <w:r>
+              <w:t xml:space="preserve">0.000</w:t>
+            </w:r>
+          </w:p>
+        </w:tc>
+        <w:tc>
+          <w:tcPr/>
+          <w:p>
+            <w:pPr>
+              <w:pStyle w:val="Compact"/>
+            </w:pPr>
+            <w:r>
+              <w:t xml:space="preserve">0.096</w:t>
+            </w:r>
+          </w:p>
+        </w:tc>
+        <w:tc>
+          <w:tcPr/>
+          <w:p>
+            <w:pPr>
+              <w:pStyle w:val="Compact"/>
+            </w:pPr>
+            <w:r>
+              <w:t xml:space="preserve">+0.03</w:t>
+            </w:r>
+          </w:p>
+        </w:tc>
+        <w:tc>
+          <w:tcPr/>
+          <w:p>
+            <w:pPr>
+              <w:pStyle w:val="Compact"/>
+            </w:pPr>
+            <w:r>
+              <w:t xml:space="preserve">+0.123</w:t>
+            </w:r>
+          </w:p>
+        </w:tc>
+        <w:tc>
+          <w:tcPr/>
+          <w:p>
+            <w:pPr>
+              <w:pStyle w:val="Compact"/>
+            </w:pPr>
+            <w:r>
+              <w:t xml:space="preserve">0.001</w:t>
+            </w:r>
+          </w:p>
+        </w:tc>
+      </w:tr>
+      <w:tr>
+        <w:tc>
+          <w:tcPr/>
+          <w:p>
+            <w:pPr>
+              <w:pStyle w:val="Compact"/>
+            </w:pPr>
+            <w:r>
+              <w:t xml:space="preserve">Turnover</w:t>
+            </w:r>
+          </w:p>
+        </w:tc>
+        <w:tc>
+          <w:tcPr/>
+          <w:p>
+            <w:pPr>
+              <w:pStyle w:val="Compact"/>
+            </w:pPr>
+            <w:r>
+              <w:t xml:space="preserve">raw</w:t>
+            </w:r>
+          </w:p>
+        </w:tc>
+        <w:tc>
+          <w:tcPr/>
+          <w:p>
+            <w:pPr>
+              <w:pStyle w:val="Compact"/>
+            </w:pPr>
+            <w:r>
+              <w:t xml:space="preserve">579</w:t>
+            </w:r>
+          </w:p>
+        </w:tc>
+        <w:tc>
+          <w:tcPr/>
+          <w:p>
+            <w:pPr>
+              <w:pStyle w:val="Compact"/>
+            </w:pPr>
+            <w:r>
+              <w:t xml:space="preserve">0.000</w:t>
+            </w:r>
+          </w:p>
+        </w:tc>
+        <w:tc>
+          <w:tcPr/>
+          <w:p>
+            <w:pPr>
+              <w:pStyle w:val="Compact"/>
+            </w:pPr>
+            <w:r>
+              <w:t xml:space="preserve">0.000</w:t>
+            </w:r>
+          </w:p>
+        </w:tc>
+        <w:tc>
+          <w:tcPr/>
+          <w:p>
+            <w:pPr>
+              <w:pStyle w:val="Compact"/>
+            </w:pPr>
+            <w:r>
+              <w:t xml:space="preserve">+1.15</w:t>
+            </w:r>
+          </w:p>
+        </w:tc>
+        <w:tc>
+          <w:tcPr/>
+          <w:p>
+            <w:pPr>
+              <w:pStyle w:val="Compact"/>
+            </w:pPr>
+            <w:r>
+              <w:t xml:space="preserve">+0.261</w:t>
+            </w:r>
+          </w:p>
+        </w:tc>
+        <w:tc>
+          <w:tcPr/>
+          <w:p>
+            <w:pPr>
+              <w:pStyle w:val="Compact"/>
+            </w:pPr>
+            <w:r>
+              <w:t xml:space="preserve">0.001</w:t>
+            </w:r>
+          </w:p>
+        </w:tc>
+      </w:tr>
+      <w:tr>
+        <w:tc>
+          <w:tcPr/>
+          <w:p>
+            <w:pPr>
+              <w:pStyle w:val="Compact"/>
+            </w:pPr>
+            <w:r>
+              <w:t xml:space="preserve">Nestedness</w:t>
+            </w:r>
+          </w:p>
+        </w:tc>
+        <w:tc>
+          <w:tcPr/>
+          <w:p>
+            <w:pPr>
+              <w:pStyle w:val="Compact"/>
+            </w:pPr>
+            <w:r>
+              <w:t xml:space="preserve">raw</w:t>
+            </w:r>
+          </w:p>
+        </w:tc>
+        <w:tc>
+          <w:tcPr/>
+          <w:p>
+            <w:pPr>
+              <w:pStyle w:val="Compact"/>
+            </w:pPr>
+            <w:r>
+              <w:t xml:space="preserve">579</w:t>
+            </w:r>
+          </w:p>
+        </w:tc>
+        <w:tc>
+          <w:tcPr/>
+          <w:p>
+            <w:pPr>
+              <w:pStyle w:val="Compact"/>
+            </w:pPr>
+            <w:r>
+              <w:t xml:space="preserve">0.000</w:t>
+            </w:r>
+          </w:p>
+        </w:tc>
+        <w:tc>
+          <w:tcPr/>
+          <w:p>
+            <w:pPr>
+              <w:pStyle w:val="Compact"/>
+            </w:pPr>
+            <w:r>
+              <w:t xml:space="preserve">0.000</w:t>
+            </w:r>
+          </w:p>
+        </w:tc>
+        <w:tc>
+          <w:tcPr/>
+          <w:p>
+            <w:pPr>
+              <w:pStyle w:val="Compact"/>
+            </w:pPr>
+            <w:r>
+              <w:t xml:space="preserve">+1.38</w:t>
+            </w:r>
+          </w:p>
+        </w:tc>
+        <w:tc>
+          <w:tcPr/>
+          <w:p>
+            <w:pPr>
+              <w:pStyle w:val="Compact"/>
+            </w:pPr>
+            <w:r>
+              <w:t xml:space="preserve">+0.101</w:t>
+            </w:r>
+          </w:p>
+        </w:tc>
+        <w:tc>
+          <w:tcPr/>
+          <w:p>
+            <w:pPr>
+              <w:pStyle w:val="Compact"/>
+            </w:pPr>
+            <w:r>
+              <w:t xml:space="preserve">0.001</w:t>
+            </w:r>
+          </w:p>
+        </w:tc>
+      </w:tr>
+    </w:tbl>
+    <w:p>
+      <w:pPr>
+        <w:pStyle w:val="BodyText"/>
+      </w:pPr>
+      <w:r>
+        <w:t xml:space="preserve">Log-transforming the Hill numbers removes the right skew and restores approximate normality, but residuals remain heteroscedastic on either scale and for the bounded beta components; all reported inference therefore uses heteroscedasticity-consistent, site-clustered standard errors, which do not require homoscedastic or normal residuals. Spatial autocorrelation is present but modest, and block-level estimates were stable when a smooth spatial trend was added.</w:t>
+      </w:r>
+    </w:p>
     <w:bookmarkEnd w:id="20"/>
+    <w:bookmarkEnd w:id="21"/>
     <w:sectPr>
       <w:footnotePr>
         <w:numRestart w:val="eachSect"/>
